--- a/CRM Requirements.docx
+++ b/CRM Requirements.docx
@@ -1,6 +1,6 @@
 
 <file path=word/document.xml><?xml version="1.0" encoding="utf-8"?>
-<w:document xmlns:wpc="http://schemas.microsoft.com/office/word/2010/wordprocessingCanvas" xmlns:cx="http://schemas.microsoft.com/office/drawing/2014/chartex" xmlns:cx1="http://schemas.microsoft.com/office/drawing/2015/9/8/chartex" xmlns:cx2="http://schemas.microsoft.com/office/drawing/2015/10/21/chartex" xmlns:cx3="http://schemas.microsoft.com/office/drawing/2016/5/9/chartex" xmlns:cx4="http://schemas.microsoft.com/office/drawing/2016/5/10/chartex" xmlns:cx5="http://schemas.microsoft.com/office/drawing/2016/5/11/chartex" xmlns:cx6="http://schemas.microsoft.com/office/drawing/2016/5/12/chartex" xmlns:cx7="http://schemas.microsoft.com/office/drawing/2016/5/13/chartex" xmlns:cx8="http://schemas.microsoft.com/office/drawing/2016/5/14/chartex" xmlns:mc="http://schemas.openxmlformats.org/markup-compatibility/2006" xmlns:aink="http://schemas.microsoft.com/office/drawing/2016/ink" xmlns:am3d="http://schemas.microsoft.com/office/drawing/2017/model3d" xmlns:o="urn:schemas-microsoft-com:office:office" xmlns:r="http://schemas.openxmlformats.org/officeDocument/2006/relationships" xmlns:m="http://schemas.openxmlformats.org/officeDocument/2006/math" xmlns:v="urn:schemas-microsoft-com:vml" xmlns:wp14="http://schemas.microsoft.com/office/word/2010/wordprocessingDrawing" xmlns:wp="http://schemas.openxmlformats.org/drawingml/2006/wordprocessingDrawing" xmlns:w10="urn:schemas-microsoft-com:office:word" xmlns:w="http://schemas.openxmlformats.org/wordprocessingml/2006/main" xmlns:w14="http://schemas.microsoft.com/office/word/2010/wordml" xmlns:w15="http://schemas.microsoft.com/office/word/2012/wordml" xmlns:w16cex="http://schemas.microsoft.com/office/word/2018/wordml/cex" xmlns:w16cid="http://schemas.microsoft.com/office/word/2016/wordml/cid" xmlns:w16="http://schemas.microsoft.com/office/word/2018/wordml" xmlns:w16sdtdh="http://schemas.microsoft.com/office/word/2020/wordml/sdtdatahash" xmlns:w16se="http://schemas.microsoft.com/office/word/2015/wordml/symex" xmlns:wpg="http://schemas.microsoft.com/office/word/2010/wordprocessingGroup" xmlns:wpi="http://schemas.microsoft.com/office/word/2010/wordprocessingInk" xmlns:wne="http://schemas.microsoft.com/office/word/2006/wordml" xmlns:wps="http://schemas.microsoft.com/office/word/2010/wordprocessingShape" mc:Ignorable="w14 w15 w16se w16cid w16 w16cex w16sdtdh wp14">
+<w:document xmlns:wpc="http://schemas.microsoft.com/office/word/2010/wordprocessingCanvas" xmlns:cx="http://schemas.microsoft.com/office/drawing/2014/chartex" xmlns:cx1="http://schemas.microsoft.com/office/drawing/2015/9/8/chartex" xmlns:cx2="http://schemas.microsoft.com/office/drawing/2015/10/21/chartex" xmlns:cx3="http://schemas.microsoft.com/office/drawing/2016/5/9/chartex" xmlns:cx4="http://schemas.microsoft.com/office/drawing/2016/5/10/chartex" xmlns:cx5="http://schemas.microsoft.com/office/drawing/2016/5/11/chartex" xmlns:cx6="http://schemas.microsoft.com/office/drawing/2016/5/12/chartex" xmlns:cx7="http://schemas.microsoft.com/office/drawing/2016/5/13/chartex" xmlns:cx8="http://schemas.microsoft.com/office/drawing/2016/5/14/chartex" xmlns:mc="http://schemas.openxmlformats.org/markup-compatibility/2006" xmlns:aink="http://schemas.microsoft.com/office/drawing/2016/ink" xmlns:am3d="http://schemas.microsoft.com/office/drawing/2017/model3d" xmlns:o="urn:schemas-microsoft-com:office:office" xmlns:oel="http://schemas.microsoft.com/office/2019/extlst" xmlns:r="http://schemas.openxmlformats.org/officeDocument/2006/relationships" xmlns:m="http://schemas.openxmlformats.org/officeDocument/2006/math" xmlns:v="urn:schemas-microsoft-com:vml" xmlns:wp14="http://schemas.microsoft.com/office/word/2010/wordprocessingDrawing" xmlns:wp="http://schemas.openxmlformats.org/drawingml/2006/wordprocessingDrawing" xmlns:w10="urn:schemas-microsoft-com:office:word" xmlns:w="http://schemas.openxmlformats.org/wordprocessingml/2006/main" xmlns:w14="http://schemas.microsoft.com/office/word/2010/wordml" xmlns:w15="http://schemas.microsoft.com/office/word/2012/wordml" xmlns:w16cex="http://schemas.microsoft.com/office/word/2018/wordml/cex" xmlns:w16cid="http://schemas.microsoft.com/office/word/2016/wordml/cid" xmlns:w16="http://schemas.microsoft.com/office/word/2018/wordml" xmlns:w16du="http://schemas.microsoft.com/office/word/2023/wordml/word16du" xmlns:w16sdtdh="http://schemas.microsoft.com/office/word/2020/wordml/sdtdatahash" xmlns:w16sdtfl="http://schemas.microsoft.com/office/word/2024/wordml/sdtformatlock" xmlns:w16se="http://schemas.microsoft.com/office/word/2015/wordml/symex" xmlns:wpg="http://schemas.microsoft.com/office/word/2010/wordprocessingGroup" xmlns:wpi="http://schemas.microsoft.com/office/word/2010/wordprocessingInk" xmlns:wne="http://schemas.microsoft.com/office/word/2006/wordml" xmlns:wps="http://schemas.microsoft.com/office/word/2010/wordprocessingShape" mc:Ignorable="w14 w15 w16se w16cid w16 w16cex w16sdtdh w16sdtfl w16du wp14">
   <w:body>
     <w:p>
       <w:pPr>
@@ -2205,19 +2205,8 @@
           <w:sz w:val="20"/>
           <w:szCs w:val="20"/>
         </w:rPr>
-        <w:t xml:space="preserve">shelf, </w:t>
-      </w:r>
-      <w:proofErr w:type="gramStart"/>
-      <w:r>
-        <w:rPr>
-          <w:rFonts w:ascii="Verdana" w:eastAsia="Times New Roman" w:hAnsi="Verdana" w:cs="Arial"/>
-          <w:color w:val="000000"/>
-          <w:sz w:val="20"/>
-          <w:szCs w:val="20"/>
-        </w:rPr>
-        <w:t>configurable</w:t>
-      </w:r>
-      <w:proofErr w:type="gramEnd"/>
+        <w:t>shelf, configurable</w:t>
+      </w:r>
       <w:r>
         <w:rPr>
           <w:rFonts w:ascii="Verdana" w:eastAsia="Times New Roman" w:hAnsi="Verdana" w:cs="Arial"/>
@@ -6870,7 +6859,7 @@
 </file>
 
 <file path=word/endnotes.xml><?xml version="1.0" encoding="utf-8"?>
-<w:endnotes xmlns:wpc="http://schemas.microsoft.com/office/word/2010/wordprocessingCanvas" xmlns:cx="http://schemas.microsoft.com/office/drawing/2014/chartex" xmlns:cx1="http://schemas.microsoft.com/office/drawing/2015/9/8/chartex" xmlns:cx2="http://schemas.microsoft.com/office/drawing/2015/10/21/chartex" xmlns:cx3="http://schemas.microsoft.com/office/drawing/2016/5/9/chartex" xmlns:cx4="http://schemas.microsoft.com/office/drawing/2016/5/10/chartex" xmlns:cx5="http://schemas.microsoft.com/office/drawing/2016/5/11/chartex" xmlns:cx6="http://schemas.microsoft.com/office/drawing/2016/5/12/chartex" xmlns:cx7="http://schemas.microsoft.com/office/drawing/2016/5/13/chartex" xmlns:cx8="http://schemas.microsoft.com/office/drawing/2016/5/14/chartex" xmlns:mc="http://schemas.openxmlformats.org/markup-compatibility/2006" xmlns:aink="http://schemas.microsoft.com/office/drawing/2016/ink" xmlns:am3d="http://schemas.microsoft.com/office/drawing/2017/model3d" xmlns:o="urn:schemas-microsoft-com:office:office" xmlns:r="http://schemas.openxmlformats.org/officeDocument/2006/relationships" xmlns:m="http://schemas.openxmlformats.org/officeDocument/2006/math" xmlns:v="urn:schemas-microsoft-com:vml" xmlns:wp14="http://schemas.microsoft.com/office/word/2010/wordprocessingDrawing" xmlns:wp="http://schemas.openxmlformats.org/drawingml/2006/wordprocessingDrawing" xmlns:w10="urn:schemas-microsoft-com:office:word" xmlns:w="http://schemas.openxmlformats.org/wordprocessingml/2006/main" xmlns:w14="http://schemas.microsoft.com/office/word/2010/wordml" xmlns:w15="http://schemas.microsoft.com/office/word/2012/wordml" xmlns:w16cex="http://schemas.microsoft.com/office/word/2018/wordml/cex" xmlns:w16cid="http://schemas.microsoft.com/office/word/2016/wordml/cid" xmlns:w16="http://schemas.microsoft.com/office/word/2018/wordml" xmlns:w16sdtdh="http://schemas.microsoft.com/office/word/2020/wordml/sdtdatahash" xmlns:w16se="http://schemas.microsoft.com/office/word/2015/wordml/symex" xmlns:wpg="http://schemas.microsoft.com/office/word/2010/wordprocessingGroup" xmlns:wpi="http://schemas.microsoft.com/office/word/2010/wordprocessingInk" xmlns:wne="http://schemas.microsoft.com/office/word/2006/wordml" xmlns:wps="http://schemas.microsoft.com/office/word/2010/wordprocessingShape" mc:Ignorable="w14 w15 w16se w16cid w16 w16cex w16sdtdh wp14">
+<w:endnotes xmlns:wpc="http://schemas.microsoft.com/office/word/2010/wordprocessingCanvas" xmlns:cx="http://schemas.microsoft.com/office/drawing/2014/chartex" xmlns:cx1="http://schemas.microsoft.com/office/drawing/2015/9/8/chartex" xmlns:cx2="http://schemas.microsoft.com/office/drawing/2015/10/21/chartex" xmlns:cx3="http://schemas.microsoft.com/office/drawing/2016/5/9/chartex" xmlns:cx4="http://schemas.microsoft.com/office/drawing/2016/5/10/chartex" xmlns:cx5="http://schemas.microsoft.com/office/drawing/2016/5/11/chartex" xmlns:cx6="http://schemas.microsoft.com/office/drawing/2016/5/12/chartex" xmlns:cx7="http://schemas.microsoft.com/office/drawing/2016/5/13/chartex" xmlns:cx8="http://schemas.microsoft.com/office/drawing/2016/5/14/chartex" xmlns:mc="http://schemas.openxmlformats.org/markup-compatibility/2006" xmlns:aink="http://schemas.microsoft.com/office/drawing/2016/ink" xmlns:am3d="http://schemas.microsoft.com/office/drawing/2017/model3d" xmlns:o="urn:schemas-microsoft-com:office:office" xmlns:oel="http://schemas.microsoft.com/office/2019/extlst" xmlns:r="http://schemas.openxmlformats.org/officeDocument/2006/relationships" xmlns:m="http://schemas.openxmlformats.org/officeDocument/2006/math" xmlns:v="urn:schemas-microsoft-com:vml" xmlns:wp14="http://schemas.microsoft.com/office/word/2010/wordprocessingDrawing" xmlns:wp="http://schemas.openxmlformats.org/drawingml/2006/wordprocessingDrawing" xmlns:w10="urn:schemas-microsoft-com:office:word" xmlns:w="http://schemas.openxmlformats.org/wordprocessingml/2006/main" xmlns:w14="http://schemas.microsoft.com/office/word/2010/wordml" xmlns:w15="http://schemas.microsoft.com/office/word/2012/wordml" xmlns:w16cex="http://schemas.microsoft.com/office/word/2018/wordml/cex" xmlns:w16cid="http://schemas.microsoft.com/office/word/2016/wordml/cid" xmlns:w16="http://schemas.microsoft.com/office/word/2018/wordml" xmlns:w16du="http://schemas.microsoft.com/office/word/2023/wordml/word16du" xmlns:w16sdtdh="http://schemas.microsoft.com/office/word/2020/wordml/sdtdatahash" xmlns:w16sdtfl="http://schemas.microsoft.com/office/word/2024/wordml/sdtformatlock" xmlns:w16se="http://schemas.microsoft.com/office/word/2015/wordml/symex" xmlns:wpg="http://schemas.microsoft.com/office/word/2010/wordprocessingGroup" xmlns:wpi="http://schemas.microsoft.com/office/word/2010/wordprocessingInk" xmlns:wne="http://schemas.microsoft.com/office/word/2006/wordml" xmlns:wps="http://schemas.microsoft.com/office/word/2010/wordprocessingShape" mc:Ignorable="w14 w15 w16se w16cid w16 w16cex w16sdtdh w16sdtfl w16du wp14">
   <w:endnote w:type="separator" w:id="-1">
     <w:p>
       <w:pPr>
@@ -6902,7 +6891,7 @@
 </file>
 
 <file path=word/footer1.xml><?xml version="1.0" encoding="utf-8"?>
-<w:ftr xmlns:wpc="http://schemas.microsoft.com/office/word/2010/wordprocessingCanvas" xmlns:cx="http://schemas.microsoft.com/office/drawing/2014/chartex" xmlns:cx1="http://schemas.microsoft.com/office/drawing/2015/9/8/chartex" xmlns:cx2="http://schemas.microsoft.com/office/drawing/2015/10/21/chartex" xmlns:cx3="http://schemas.microsoft.com/office/drawing/2016/5/9/chartex" xmlns:cx4="http://schemas.microsoft.com/office/drawing/2016/5/10/chartex" xmlns:cx5="http://schemas.microsoft.com/office/drawing/2016/5/11/chartex" xmlns:cx6="http://schemas.microsoft.com/office/drawing/2016/5/12/chartex" xmlns:cx7="http://schemas.microsoft.com/office/drawing/2016/5/13/chartex" xmlns:cx8="http://schemas.microsoft.com/office/drawing/2016/5/14/chartex" xmlns:mc="http://schemas.openxmlformats.org/markup-compatibility/2006" xmlns:aink="http://schemas.microsoft.com/office/drawing/2016/ink" xmlns:am3d="http://schemas.microsoft.com/office/drawing/2017/model3d" xmlns:o="urn:schemas-microsoft-com:office:office" xmlns:r="http://schemas.openxmlformats.org/officeDocument/2006/relationships" xmlns:m="http://schemas.openxmlformats.org/officeDocument/2006/math" xmlns:v="urn:schemas-microsoft-com:vml" xmlns:wp14="http://schemas.microsoft.com/office/word/2010/wordprocessingDrawing" xmlns:wp="http://schemas.openxmlformats.org/drawingml/2006/wordprocessingDrawing" xmlns:w10="urn:schemas-microsoft-com:office:word" xmlns:w="http://schemas.openxmlformats.org/wordprocessingml/2006/main" xmlns:w14="http://schemas.microsoft.com/office/word/2010/wordml" xmlns:w15="http://schemas.microsoft.com/office/word/2012/wordml" xmlns:w16cex="http://schemas.microsoft.com/office/word/2018/wordml/cex" xmlns:w16cid="http://schemas.microsoft.com/office/word/2016/wordml/cid" xmlns:w16="http://schemas.microsoft.com/office/word/2018/wordml" xmlns:w16sdtdh="http://schemas.microsoft.com/office/word/2020/wordml/sdtdatahash" xmlns:w16se="http://schemas.microsoft.com/office/word/2015/wordml/symex" xmlns:wpg="http://schemas.microsoft.com/office/word/2010/wordprocessingGroup" xmlns:wpi="http://schemas.microsoft.com/office/word/2010/wordprocessingInk" xmlns:wne="http://schemas.microsoft.com/office/word/2006/wordml" xmlns:wps="http://schemas.microsoft.com/office/word/2010/wordprocessingShape" mc:Ignorable="w14 w15 w16se w16cid w16 w16cex w16sdtdh wp14">
+<w:ftr xmlns:wpc="http://schemas.microsoft.com/office/word/2010/wordprocessingCanvas" xmlns:cx="http://schemas.microsoft.com/office/drawing/2014/chartex" xmlns:cx1="http://schemas.microsoft.com/office/drawing/2015/9/8/chartex" xmlns:cx2="http://schemas.microsoft.com/office/drawing/2015/10/21/chartex" xmlns:cx3="http://schemas.microsoft.com/office/drawing/2016/5/9/chartex" xmlns:cx4="http://schemas.microsoft.com/office/drawing/2016/5/10/chartex" xmlns:cx5="http://schemas.microsoft.com/office/drawing/2016/5/11/chartex" xmlns:cx6="http://schemas.microsoft.com/office/drawing/2016/5/12/chartex" xmlns:cx7="http://schemas.microsoft.com/office/drawing/2016/5/13/chartex" xmlns:cx8="http://schemas.microsoft.com/office/drawing/2016/5/14/chartex" xmlns:mc="http://schemas.openxmlformats.org/markup-compatibility/2006" xmlns:aink="http://schemas.microsoft.com/office/drawing/2016/ink" xmlns:am3d="http://schemas.microsoft.com/office/drawing/2017/model3d" xmlns:o="urn:schemas-microsoft-com:office:office" xmlns:oel="http://schemas.microsoft.com/office/2019/extlst" xmlns:r="http://schemas.openxmlformats.org/officeDocument/2006/relationships" xmlns:m="http://schemas.openxmlformats.org/officeDocument/2006/math" xmlns:v="urn:schemas-microsoft-com:vml" xmlns:wp14="http://schemas.microsoft.com/office/word/2010/wordprocessingDrawing" xmlns:wp="http://schemas.openxmlformats.org/drawingml/2006/wordprocessingDrawing" xmlns:w10="urn:schemas-microsoft-com:office:word" xmlns:w="http://schemas.openxmlformats.org/wordprocessingml/2006/main" xmlns:w14="http://schemas.microsoft.com/office/word/2010/wordml" xmlns:w15="http://schemas.microsoft.com/office/word/2012/wordml" xmlns:w16cex="http://schemas.microsoft.com/office/word/2018/wordml/cex" xmlns:w16cid="http://schemas.microsoft.com/office/word/2016/wordml/cid" xmlns:w16="http://schemas.microsoft.com/office/word/2018/wordml" xmlns:w16du="http://schemas.microsoft.com/office/word/2023/wordml/word16du" xmlns:w16sdtdh="http://schemas.microsoft.com/office/word/2020/wordml/sdtdatahash" xmlns:w16sdtfl="http://schemas.microsoft.com/office/word/2024/wordml/sdtformatlock" xmlns:w16se="http://schemas.microsoft.com/office/word/2015/wordml/symex" xmlns:wpg="http://schemas.microsoft.com/office/word/2010/wordprocessingGroup" xmlns:wpi="http://schemas.microsoft.com/office/word/2010/wordprocessingInk" xmlns:wne="http://schemas.microsoft.com/office/word/2006/wordml" xmlns:wps="http://schemas.microsoft.com/office/word/2010/wordprocessingShape" mc:Ignorable="w14 w15 w16se w16cid w16 w16cex w16sdtdh w16sdtfl w16du wp14">
   <w:sdt>
     <w:sdtPr>
       <w:id w:val="759871401"/>
@@ -7049,7 +7038,7 @@
 </file>
 
 <file path=word/footer2.xml><?xml version="1.0" encoding="utf-8"?>
-<w:ftr xmlns:wpc="http://schemas.microsoft.com/office/word/2010/wordprocessingCanvas" xmlns:cx="http://schemas.microsoft.com/office/drawing/2014/chartex" xmlns:cx1="http://schemas.microsoft.com/office/drawing/2015/9/8/chartex" xmlns:cx2="http://schemas.microsoft.com/office/drawing/2015/10/21/chartex" xmlns:cx3="http://schemas.microsoft.com/office/drawing/2016/5/9/chartex" xmlns:cx4="http://schemas.microsoft.com/office/drawing/2016/5/10/chartex" xmlns:cx5="http://schemas.microsoft.com/office/drawing/2016/5/11/chartex" xmlns:cx6="http://schemas.microsoft.com/office/drawing/2016/5/12/chartex" xmlns:cx7="http://schemas.microsoft.com/office/drawing/2016/5/13/chartex" xmlns:cx8="http://schemas.microsoft.com/office/drawing/2016/5/14/chartex" xmlns:mc="http://schemas.openxmlformats.org/markup-compatibility/2006" xmlns:aink="http://schemas.microsoft.com/office/drawing/2016/ink" xmlns:am3d="http://schemas.microsoft.com/office/drawing/2017/model3d" xmlns:o="urn:schemas-microsoft-com:office:office" xmlns:r="http://schemas.openxmlformats.org/officeDocument/2006/relationships" xmlns:m="http://schemas.openxmlformats.org/officeDocument/2006/math" xmlns:v="urn:schemas-microsoft-com:vml" xmlns:wp14="http://schemas.microsoft.com/office/word/2010/wordprocessingDrawing" xmlns:wp="http://schemas.openxmlformats.org/drawingml/2006/wordprocessingDrawing" xmlns:w10="urn:schemas-microsoft-com:office:word" xmlns:w="http://schemas.openxmlformats.org/wordprocessingml/2006/main" xmlns:w14="http://schemas.microsoft.com/office/word/2010/wordml" xmlns:w15="http://schemas.microsoft.com/office/word/2012/wordml" xmlns:w16cex="http://schemas.microsoft.com/office/word/2018/wordml/cex" xmlns:w16cid="http://schemas.microsoft.com/office/word/2016/wordml/cid" xmlns:w16="http://schemas.microsoft.com/office/word/2018/wordml" xmlns:w16sdtdh="http://schemas.microsoft.com/office/word/2020/wordml/sdtdatahash" xmlns:w16se="http://schemas.microsoft.com/office/word/2015/wordml/symex" xmlns:wpg="http://schemas.microsoft.com/office/word/2010/wordprocessingGroup" xmlns:wpi="http://schemas.microsoft.com/office/word/2010/wordprocessingInk" xmlns:wne="http://schemas.microsoft.com/office/word/2006/wordml" xmlns:wps="http://schemas.microsoft.com/office/word/2010/wordprocessingShape" mc:Ignorable="w14 w15 w16se w16cid w16 w16cex w16sdtdh wp14">
+<w:ftr xmlns:wpc="http://schemas.microsoft.com/office/word/2010/wordprocessingCanvas" xmlns:cx="http://schemas.microsoft.com/office/drawing/2014/chartex" xmlns:cx1="http://schemas.microsoft.com/office/drawing/2015/9/8/chartex" xmlns:cx2="http://schemas.microsoft.com/office/drawing/2015/10/21/chartex" xmlns:cx3="http://schemas.microsoft.com/office/drawing/2016/5/9/chartex" xmlns:cx4="http://schemas.microsoft.com/office/drawing/2016/5/10/chartex" xmlns:cx5="http://schemas.microsoft.com/office/drawing/2016/5/11/chartex" xmlns:cx6="http://schemas.microsoft.com/office/drawing/2016/5/12/chartex" xmlns:cx7="http://schemas.microsoft.com/office/drawing/2016/5/13/chartex" xmlns:cx8="http://schemas.microsoft.com/office/drawing/2016/5/14/chartex" xmlns:mc="http://schemas.openxmlformats.org/markup-compatibility/2006" xmlns:aink="http://schemas.microsoft.com/office/drawing/2016/ink" xmlns:am3d="http://schemas.microsoft.com/office/drawing/2017/model3d" xmlns:o="urn:schemas-microsoft-com:office:office" xmlns:oel="http://schemas.microsoft.com/office/2019/extlst" xmlns:r="http://schemas.openxmlformats.org/officeDocument/2006/relationships" xmlns:m="http://schemas.openxmlformats.org/officeDocument/2006/math" xmlns:v="urn:schemas-microsoft-com:vml" xmlns:wp14="http://schemas.microsoft.com/office/word/2010/wordprocessingDrawing" xmlns:wp="http://schemas.openxmlformats.org/drawingml/2006/wordprocessingDrawing" xmlns:w10="urn:schemas-microsoft-com:office:word" xmlns:w="http://schemas.openxmlformats.org/wordprocessingml/2006/main" xmlns:w14="http://schemas.microsoft.com/office/word/2010/wordml" xmlns:w15="http://schemas.microsoft.com/office/word/2012/wordml" xmlns:w16cex="http://schemas.microsoft.com/office/word/2018/wordml/cex" xmlns:w16cid="http://schemas.microsoft.com/office/word/2016/wordml/cid" xmlns:w16="http://schemas.microsoft.com/office/word/2018/wordml" xmlns:w16du="http://schemas.microsoft.com/office/word/2023/wordml/word16du" xmlns:w16sdtdh="http://schemas.microsoft.com/office/word/2020/wordml/sdtdatahash" xmlns:w16sdtfl="http://schemas.microsoft.com/office/word/2024/wordml/sdtformatlock" xmlns:w16se="http://schemas.microsoft.com/office/word/2015/wordml/symex" xmlns:wpg="http://schemas.microsoft.com/office/word/2010/wordprocessingGroup" xmlns:wpi="http://schemas.microsoft.com/office/word/2010/wordprocessingInk" xmlns:wne="http://schemas.microsoft.com/office/word/2006/wordml" xmlns:wps="http://schemas.microsoft.com/office/word/2010/wordprocessingShape" mc:Ignorable="w14 w15 w16se w16cid w16 w16cex w16sdtdh w16sdtfl w16du wp14">
   <w:sdt>
     <w:sdtPr>
       <w:id w:val="-1455937662"/>
@@ -7196,7 +7185,7 @@
 </file>
 
 <file path=word/footnotes.xml><?xml version="1.0" encoding="utf-8"?>
-<w:footnotes xmlns:wpc="http://schemas.microsoft.com/office/word/2010/wordprocessingCanvas" xmlns:cx="http://schemas.microsoft.com/office/drawing/2014/chartex" xmlns:cx1="http://schemas.microsoft.com/office/drawing/2015/9/8/chartex" xmlns:cx2="http://schemas.microsoft.com/office/drawing/2015/10/21/chartex" xmlns:cx3="http://schemas.microsoft.com/office/drawing/2016/5/9/chartex" xmlns:cx4="http://schemas.microsoft.com/office/drawing/2016/5/10/chartex" xmlns:cx5="http://schemas.microsoft.com/office/drawing/2016/5/11/chartex" xmlns:cx6="http://schemas.microsoft.com/office/drawing/2016/5/12/chartex" xmlns:cx7="http://schemas.microsoft.com/office/drawing/2016/5/13/chartex" xmlns:cx8="http://schemas.microsoft.com/office/drawing/2016/5/14/chartex" xmlns:mc="http://schemas.openxmlformats.org/markup-compatibility/2006" xmlns:aink="http://schemas.microsoft.com/office/drawing/2016/ink" xmlns:am3d="http://schemas.microsoft.com/office/drawing/2017/model3d" xmlns:o="urn:schemas-microsoft-com:office:office" xmlns:r="http://schemas.openxmlformats.org/officeDocument/2006/relationships" xmlns:m="http://schemas.openxmlformats.org/officeDocument/2006/math" xmlns:v="urn:schemas-microsoft-com:vml" xmlns:wp14="http://schemas.microsoft.com/office/word/2010/wordprocessingDrawing" xmlns:wp="http://schemas.openxmlformats.org/drawingml/2006/wordprocessingDrawing" xmlns:w10="urn:schemas-microsoft-com:office:word" xmlns:w="http://schemas.openxmlformats.org/wordprocessingml/2006/main" xmlns:w14="http://schemas.microsoft.com/office/word/2010/wordml" xmlns:w15="http://schemas.microsoft.com/office/word/2012/wordml" xmlns:w16cex="http://schemas.microsoft.com/office/word/2018/wordml/cex" xmlns:w16cid="http://schemas.microsoft.com/office/word/2016/wordml/cid" xmlns:w16="http://schemas.microsoft.com/office/word/2018/wordml" xmlns:w16sdtdh="http://schemas.microsoft.com/office/word/2020/wordml/sdtdatahash" xmlns:w16se="http://schemas.microsoft.com/office/word/2015/wordml/symex" xmlns:wpg="http://schemas.microsoft.com/office/word/2010/wordprocessingGroup" xmlns:wpi="http://schemas.microsoft.com/office/word/2010/wordprocessingInk" xmlns:wne="http://schemas.microsoft.com/office/word/2006/wordml" xmlns:wps="http://schemas.microsoft.com/office/word/2010/wordprocessingShape" mc:Ignorable="w14 w15 w16se w16cid w16 w16cex w16sdtdh wp14">
+<w:footnotes xmlns:wpc="http://schemas.microsoft.com/office/word/2010/wordprocessingCanvas" xmlns:cx="http://schemas.microsoft.com/office/drawing/2014/chartex" xmlns:cx1="http://schemas.microsoft.com/office/drawing/2015/9/8/chartex" xmlns:cx2="http://schemas.microsoft.com/office/drawing/2015/10/21/chartex" xmlns:cx3="http://schemas.microsoft.com/office/drawing/2016/5/9/chartex" xmlns:cx4="http://schemas.microsoft.com/office/drawing/2016/5/10/chartex" xmlns:cx5="http://schemas.microsoft.com/office/drawing/2016/5/11/chartex" xmlns:cx6="http://schemas.microsoft.com/office/drawing/2016/5/12/chartex" xmlns:cx7="http://schemas.microsoft.com/office/drawing/2016/5/13/chartex" xmlns:cx8="http://schemas.microsoft.com/office/drawing/2016/5/14/chartex" xmlns:mc="http://schemas.openxmlformats.org/markup-compatibility/2006" xmlns:aink="http://schemas.microsoft.com/office/drawing/2016/ink" xmlns:am3d="http://schemas.microsoft.com/office/drawing/2017/model3d" xmlns:o="urn:schemas-microsoft-com:office:office" xmlns:oel="http://schemas.microsoft.com/office/2019/extlst" xmlns:r="http://schemas.openxmlformats.org/officeDocument/2006/relationships" xmlns:m="http://schemas.openxmlformats.org/officeDocument/2006/math" xmlns:v="urn:schemas-microsoft-com:vml" xmlns:wp14="http://schemas.microsoft.com/office/word/2010/wordprocessingDrawing" xmlns:wp="http://schemas.openxmlformats.org/drawingml/2006/wordprocessingDrawing" xmlns:w10="urn:schemas-microsoft-com:office:word" xmlns:w="http://schemas.openxmlformats.org/wordprocessingml/2006/main" xmlns:w14="http://schemas.microsoft.com/office/word/2010/wordml" xmlns:w15="http://schemas.microsoft.com/office/word/2012/wordml" xmlns:w16cex="http://schemas.microsoft.com/office/word/2018/wordml/cex" xmlns:w16cid="http://schemas.microsoft.com/office/word/2016/wordml/cid" xmlns:w16="http://schemas.microsoft.com/office/word/2018/wordml" xmlns:w16du="http://schemas.microsoft.com/office/word/2023/wordml/word16du" xmlns:w16sdtdh="http://schemas.microsoft.com/office/word/2020/wordml/sdtdatahash" xmlns:w16sdtfl="http://schemas.microsoft.com/office/word/2024/wordml/sdtformatlock" xmlns:w16se="http://schemas.microsoft.com/office/word/2015/wordml/symex" xmlns:wpg="http://schemas.microsoft.com/office/word/2010/wordprocessingGroup" xmlns:wpi="http://schemas.microsoft.com/office/word/2010/wordprocessingInk" xmlns:wne="http://schemas.microsoft.com/office/word/2006/wordml" xmlns:wps="http://schemas.microsoft.com/office/word/2010/wordprocessingShape" mc:Ignorable="w14 w15 w16se w16cid w16 w16cex w16sdtdh w16sdtfl w16du wp14">
   <w:footnote w:type="separator" w:id="-1">
     <w:p>
       <w:pPr>
@@ -7228,7 +7217,7 @@
 </file>
 
 <file path=word/header1.xml><?xml version="1.0" encoding="utf-8"?>
-<w:hdr xmlns:wpc="http://schemas.microsoft.com/office/word/2010/wordprocessingCanvas" xmlns:cx="http://schemas.microsoft.com/office/drawing/2014/chartex" xmlns:cx1="http://schemas.microsoft.com/office/drawing/2015/9/8/chartex" xmlns:cx2="http://schemas.microsoft.com/office/drawing/2015/10/21/chartex" xmlns:cx3="http://schemas.microsoft.com/office/drawing/2016/5/9/chartex" xmlns:cx4="http://schemas.microsoft.com/office/drawing/2016/5/10/chartex" xmlns:cx5="http://schemas.microsoft.com/office/drawing/2016/5/11/chartex" xmlns:cx6="http://schemas.microsoft.com/office/drawing/2016/5/12/chartex" xmlns:cx7="http://schemas.microsoft.com/office/drawing/2016/5/13/chartex" xmlns:cx8="http://schemas.microsoft.com/office/drawing/2016/5/14/chartex" xmlns:mc="http://schemas.openxmlformats.org/markup-compatibility/2006" xmlns:aink="http://schemas.microsoft.com/office/drawing/2016/ink" xmlns:am3d="http://schemas.microsoft.com/office/drawing/2017/model3d" xmlns:o="urn:schemas-microsoft-com:office:office" xmlns:r="http://schemas.openxmlformats.org/officeDocument/2006/relationships" xmlns:m="http://schemas.openxmlformats.org/officeDocument/2006/math" xmlns:v="urn:schemas-microsoft-com:vml" xmlns:wp14="http://schemas.microsoft.com/office/word/2010/wordprocessingDrawing" xmlns:wp="http://schemas.openxmlformats.org/drawingml/2006/wordprocessingDrawing" xmlns:w10="urn:schemas-microsoft-com:office:word" xmlns:w="http://schemas.openxmlformats.org/wordprocessingml/2006/main" xmlns:w14="http://schemas.microsoft.com/office/word/2010/wordml" xmlns:w15="http://schemas.microsoft.com/office/word/2012/wordml" xmlns:w16cex="http://schemas.microsoft.com/office/word/2018/wordml/cex" xmlns:w16cid="http://schemas.microsoft.com/office/word/2016/wordml/cid" xmlns:w16="http://schemas.microsoft.com/office/word/2018/wordml" xmlns:w16sdtdh="http://schemas.microsoft.com/office/word/2020/wordml/sdtdatahash" xmlns:w16se="http://schemas.microsoft.com/office/word/2015/wordml/symex" xmlns:wpg="http://schemas.microsoft.com/office/word/2010/wordprocessingGroup" xmlns:wpi="http://schemas.microsoft.com/office/word/2010/wordprocessingInk" xmlns:wne="http://schemas.microsoft.com/office/word/2006/wordml" xmlns:wps="http://schemas.microsoft.com/office/word/2010/wordprocessingShape" mc:Ignorable="w14 w15 w16se w16cid w16 w16cex w16sdtdh wp14">
+<w:hdr xmlns:wpc="http://schemas.microsoft.com/office/word/2010/wordprocessingCanvas" xmlns:cx="http://schemas.microsoft.com/office/drawing/2014/chartex" xmlns:cx1="http://schemas.microsoft.com/office/drawing/2015/9/8/chartex" xmlns:cx2="http://schemas.microsoft.com/office/drawing/2015/10/21/chartex" xmlns:cx3="http://schemas.microsoft.com/office/drawing/2016/5/9/chartex" xmlns:cx4="http://schemas.microsoft.com/office/drawing/2016/5/10/chartex" xmlns:cx5="http://schemas.microsoft.com/office/drawing/2016/5/11/chartex" xmlns:cx6="http://schemas.microsoft.com/office/drawing/2016/5/12/chartex" xmlns:cx7="http://schemas.microsoft.com/office/drawing/2016/5/13/chartex" xmlns:cx8="http://schemas.microsoft.com/office/drawing/2016/5/14/chartex" xmlns:mc="http://schemas.openxmlformats.org/markup-compatibility/2006" xmlns:aink="http://schemas.microsoft.com/office/drawing/2016/ink" xmlns:am3d="http://schemas.microsoft.com/office/drawing/2017/model3d" xmlns:o="urn:schemas-microsoft-com:office:office" xmlns:oel="http://schemas.microsoft.com/office/2019/extlst" xmlns:r="http://schemas.openxmlformats.org/officeDocument/2006/relationships" xmlns:m="http://schemas.openxmlformats.org/officeDocument/2006/math" xmlns:v="urn:schemas-microsoft-com:vml" xmlns:wp14="http://schemas.microsoft.com/office/word/2010/wordprocessingDrawing" xmlns:wp="http://schemas.openxmlformats.org/drawingml/2006/wordprocessingDrawing" xmlns:w10="urn:schemas-microsoft-com:office:word" xmlns:w="http://schemas.openxmlformats.org/wordprocessingml/2006/main" xmlns:w14="http://schemas.microsoft.com/office/word/2010/wordml" xmlns:w15="http://schemas.microsoft.com/office/word/2012/wordml" xmlns:w16cex="http://schemas.microsoft.com/office/word/2018/wordml/cex" xmlns:w16cid="http://schemas.microsoft.com/office/word/2016/wordml/cid" xmlns:w16="http://schemas.microsoft.com/office/word/2018/wordml" xmlns:w16du="http://schemas.microsoft.com/office/word/2023/wordml/word16du" xmlns:w16sdtdh="http://schemas.microsoft.com/office/word/2020/wordml/sdtdatahash" xmlns:w16sdtfl="http://schemas.microsoft.com/office/word/2024/wordml/sdtformatlock" xmlns:w16se="http://schemas.microsoft.com/office/word/2015/wordml/symex" xmlns:wpg="http://schemas.microsoft.com/office/word/2010/wordprocessingGroup" xmlns:wpi="http://schemas.microsoft.com/office/word/2010/wordprocessingInk" xmlns:wne="http://schemas.microsoft.com/office/word/2006/wordml" xmlns:wps="http://schemas.microsoft.com/office/word/2010/wordprocessingShape" mc:Ignorable="w14 w15 w16se w16cid w16 w16cex w16sdtdh w16sdtfl w16du wp14">
   <w:p>
     <w:pPr>
       <w:pStyle w:val="Header"/>
@@ -7277,7 +7266,7 @@
 </file>
 
 <file path=word/header2.xml><?xml version="1.0" encoding="utf-8"?>
-<w:hdr xmlns:wpc="http://schemas.microsoft.com/office/word/2010/wordprocessingCanvas" xmlns:cx="http://schemas.microsoft.com/office/drawing/2014/chartex" xmlns:cx1="http://schemas.microsoft.com/office/drawing/2015/9/8/chartex" xmlns:cx2="http://schemas.microsoft.com/office/drawing/2015/10/21/chartex" xmlns:cx3="http://schemas.microsoft.com/office/drawing/2016/5/9/chartex" xmlns:cx4="http://schemas.microsoft.com/office/drawing/2016/5/10/chartex" xmlns:cx5="http://schemas.microsoft.com/office/drawing/2016/5/11/chartex" xmlns:cx6="http://schemas.microsoft.com/office/drawing/2016/5/12/chartex" xmlns:cx7="http://schemas.microsoft.com/office/drawing/2016/5/13/chartex" xmlns:cx8="http://schemas.microsoft.com/office/drawing/2016/5/14/chartex" xmlns:mc="http://schemas.openxmlformats.org/markup-compatibility/2006" xmlns:aink="http://schemas.microsoft.com/office/drawing/2016/ink" xmlns:am3d="http://schemas.microsoft.com/office/drawing/2017/model3d" xmlns:o="urn:schemas-microsoft-com:office:office" xmlns:r="http://schemas.openxmlformats.org/officeDocument/2006/relationships" xmlns:m="http://schemas.openxmlformats.org/officeDocument/2006/math" xmlns:v="urn:schemas-microsoft-com:vml" xmlns:wp14="http://schemas.microsoft.com/office/word/2010/wordprocessingDrawing" xmlns:wp="http://schemas.openxmlformats.org/drawingml/2006/wordprocessingDrawing" xmlns:w10="urn:schemas-microsoft-com:office:word" xmlns:w="http://schemas.openxmlformats.org/wordprocessingml/2006/main" xmlns:w14="http://schemas.microsoft.com/office/word/2010/wordml" xmlns:w15="http://schemas.microsoft.com/office/word/2012/wordml" xmlns:w16cex="http://schemas.microsoft.com/office/word/2018/wordml/cex" xmlns:w16cid="http://schemas.microsoft.com/office/word/2016/wordml/cid" xmlns:w16="http://schemas.microsoft.com/office/word/2018/wordml" xmlns:w16sdtdh="http://schemas.microsoft.com/office/word/2020/wordml/sdtdatahash" xmlns:w16se="http://schemas.microsoft.com/office/word/2015/wordml/symex" xmlns:wpg="http://schemas.microsoft.com/office/word/2010/wordprocessingGroup" xmlns:wpi="http://schemas.microsoft.com/office/word/2010/wordprocessingInk" xmlns:wne="http://schemas.microsoft.com/office/word/2006/wordml" xmlns:wps="http://schemas.microsoft.com/office/word/2010/wordprocessingShape" mc:Ignorable="w14 w15 w16se w16cid w16 w16cex w16sdtdh wp14">
+<w:hdr xmlns:wpc="http://schemas.microsoft.com/office/word/2010/wordprocessingCanvas" xmlns:cx="http://schemas.microsoft.com/office/drawing/2014/chartex" xmlns:cx1="http://schemas.microsoft.com/office/drawing/2015/9/8/chartex" xmlns:cx2="http://schemas.microsoft.com/office/drawing/2015/10/21/chartex" xmlns:cx3="http://schemas.microsoft.com/office/drawing/2016/5/9/chartex" xmlns:cx4="http://schemas.microsoft.com/office/drawing/2016/5/10/chartex" xmlns:cx5="http://schemas.microsoft.com/office/drawing/2016/5/11/chartex" xmlns:cx6="http://schemas.microsoft.com/office/drawing/2016/5/12/chartex" xmlns:cx7="http://schemas.microsoft.com/office/drawing/2016/5/13/chartex" xmlns:cx8="http://schemas.microsoft.com/office/drawing/2016/5/14/chartex" xmlns:mc="http://schemas.openxmlformats.org/markup-compatibility/2006" xmlns:aink="http://schemas.microsoft.com/office/drawing/2016/ink" xmlns:am3d="http://schemas.microsoft.com/office/drawing/2017/model3d" xmlns:o="urn:schemas-microsoft-com:office:office" xmlns:oel="http://schemas.microsoft.com/office/2019/extlst" xmlns:r="http://schemas.openxmlformats.org/officeDocument/2006/relationships" xmlns:m="http://schemas.openxmlformats.org/officeDocument/2006/math" xmlns:v="urn:schemas-microsoft-com:vml" xmlns:wp14="http://schemas.microsoft.com/office/word/2010/wordprocessingDrawing" xmlns:wp="http://schemas.openxmlformats.org/drawingml/2006/wordprocessingDrawing" xmlns:w10="urn:schemas-microsoft-com:office:word" xmlns:w="http://schemas.openxmlformats.org/wordprocessingml/2006/main" xmlns:w14="http://schemas.microsoft.com/office/word/2010/wordml" xmlns:w15="http://schemas.microsoft.com/office/word/2012/wordml" xmlns:w16cex="http://schemas.microsoft.com/office/word/2018/wordml/cex" xmlns:w16cid="http://schemas.microsoft.com/office/word/2016/wordml/cid" xmlns:w16="http://schemas.microsoft.com/office/word/2018/wordml" xmlns:w16du="http://schemas.microsoft.com/office/word/2023/wordml/word16du" xmlns:w16sdtdh="http://schemas.microsoft.com/office/word/2020/wordml/sdtdatahash" xmlns:w16sdtfl="http://schemas.microsoft.com/office/word/2024/wordml/sdtformatlock" xmlns:w16se="http://schemas.microsoft.com/office/word/2015/wordml/symex" xmlns:wpg="http://schemas.microsoft.com/office/word/2010/wordprocessingGroup" xmlns:wpi="http://schemas.microsoft.com/office/word/2010/wordprocessingInk" xmlns:wne="http://schemas.microsoft.com/office/word/2006/wordml" xmlns:wps="http://schemas.microsoft.com/office/word/2010/wordprocessingShape" mc:Ignorable="w14 w15 w16se w16cid w16 w16cex w16sdtdh w16sdtfl w16du wp14">
   <w:p>
     <w:pPr>
       <w:pStyle w:val="Header"/>
@@ -7305,7 +7294,7 @@
 </file>
 
 <file path=word/numbering.xml><?xml version="1.0" encoding="utf-8"?>
-<w:numbering xmlns:wpc="http://schemas.microsoft.com/office/word/2010/wordprocessingCanvas" xmlns:cx="http://schemas.microsoft.com/office/drawing/2014/chartex" xmlns:cx1="http://schemas.microsoft.com/office/drawing/2015/9/8/chartex" xmlns:cx2="http://schemas.microsoft.com/office/drawing/2015/10/21/chartex" xmlns:cx3="http://schemas.microsoft.com/office/drawing/2016/5/9/chartex" xmlns:cx4="http://schemas.microsoft.com/office/drawing/2016/5/10/chartex" xmlns:cx5="http://schemas.microsoft.com/office/drawing/2016/5/11/chartex" xmlns:cx6="http://schemas.microsoft.com/office/drawing/2016/5/12/chartex" xmlns:cx7="http://schemas.microsoft.com/office/drawing/2016/5/13/chartex" xmlns:cx8="http://schemas.microsoft.com/office/drawing/2016/5/14/chartex" xmlns:mc="http://schemas.openxmlformats.org/markup-compatibility/2006" xmlns:aink="http://schemas.microsoft.com/office/drawing/2016/ink" xmlns:am3d="http://schemas.microsoft.com/office/drawing/2017/model3d" xmlns:o="urn:schemas-microsoft-com:office:office" xmlns:r="http://schemas.openxmlformats.org/officeDocument/2006/relationships" xmlns:m="http://schemas.openxmlformats.org/officeDocument/2006/math" xmlns:v="urn:schemas-microsoft-com:vml" xmlns:wp14="http://schemas.microsoft.com/office/word/2010/wordprocessingDrawing" xmlns:wp="http://schemas.openxmlformats.org/drawingml/2006/wordprocessingDrawing" xmlns:w10="urn:schemas-microsoft-com:office:word" xmlns:w="http://schemas.openxmlformats.org/wordprocessingml/2006/main" xmlns:w14="http://schemas.microsoft.com/office/word/2010/wordml" xmlns:w15="http://schemas.microsoft.com/office/word/2012/wordml" xmlns:w16cex="http://schemas.microsoft.com/office/word/2018/wordml/cex" xmlns:w16cid="http://schemas.microsoft.com/office/word/2016/wordml/cid" xmlns:w16="http://schemas.microsoft.com/office/word/2018/wordml" xmlns:w16sdtdh="http://schemas.microsoft.com/office/word/2020/wordml/sdtdatahash" xmlns:w16se="http://schemas.microsoft.com/office/word/2015/wordml/symex" xmlns:wpg="http://schemas.microsoft.com/office/word/2010/wordprocessingGroup" xmlns:wpi="http://schemas.microsoft.com/office/word/2010/wordprocessingInk" xmlns:wne="http://schemas.microsoft.com/office/word/2006/wordml" xmlns:wps="http://schemas.microsoft.com/office/word/2010/wordprocessingShape" mc:Ignorable="w14 w15 w16se w16cid w16 w16cex w16sdtdh wp14">
+<w:numbering xmlns:wpc="http://schemas.microsoft.com/office/word/2010/wordprocessingCanvas" xmlns:cx="http://schemas.microsoft.com/office/drawing/2014/chartex" xmlns:cx1="http://schemas.microsoft.com/office/drawing/2015/9/8/chartex" xmlns:cx2="http://schemas.microsoft.com/office/drawing/2015/10/21/chartex" xmlns:cx3="http://schemas.microsoft.com/office/drawing/2016/5/9/chartex" xmlns:cx4="http://schemas.microsoft.com/office/drawing/2016/5/10/chartex" xmlns:cx5="http://schemas.microsoft.com/office/drawing/2016/5/11/chartex" xmlns:cx6="http://schemas.microsoft.com/office/drawing/2016/5/12/chartex" xmlns:cx7="http://schemas.microsoft.com/office/drawing/2016/5/13/chartex" xmlns:cx8="http://schemas.microsoft.com/office/drawing/2016/5/14/chartex" xmlns:mc="http://schemas.openxmlformats.org/markup-compatibility/2006" xmlns:aink="http://schemas.microsoft.com/office/drawing/2016/ink" xmlns:am3d="http://schemas.microsoft.com/office/drawing/2017/model3d" xmlns:o="urn:schemas-microsoft-com:office:office" xmlns:oel="http://schemas.microsoft.com/office/2019/extlst" xmlns:r="http://schemas.openxmlformats.org/officeDocument/2006/relationships" xmlns:m="http://schemas.openxmlformats.org/officeDocument/2006/math" xmlns:v="urn:schemas-microsoft-com:vml" xmlns:wp14="http://schemas.microsoft.com/office/word/2010/wordprocessingDrawing" xmlns:wp="http://schemas.openxmlformats.org/drawingml/2006/wordprocessingDrawing" xmlns:w10="urn:schemas-microsoft-com:office:word" xmlns:w="http://schemas.openxmlformats.org/wordprocessingml/2006/main" xmlns:w14="http://schemas.microsoft.com/office/word/2010/wordml" xmlns:w15="http://schemas.microsoft.com/office/word/2012/wordml" xmlns:w16cex="http://schemas.microsoft.com/office/word/2018/wordml/cex" xmlns:w16cid="http://schemas.microsoft.com/office/word/2016/wordml/cid" xmlns:w16="http://schemas.microsoft.com/office/word/2018/wordml" xmlns:w16du="http://schemas.microsoft.com/office/word/2023/wordml/word16du" xmlns:w16sdtdh="http://schemas.microsoft.com/office/word/2020/wordml/sdtdatahash" xmlns:w16sdtfl="http://schemas.microsoft.com/office/word/2024/wordml/sdtformatlock" xmlns:w16se="http://schemas.microsoft.com/office/word/2015/wordml/symex" xmlns:wpg="http://schemas.microsoft.com/office/word/2010/wordprocessingGroup" xmlns:wpi="http://schemas.microsoft.com/office/word/2010/wordprocessingInk" xmlns:wne="http://schemas.microsoft.com/office/word/2006/wordml" xmlns:wps="http://schemas.microsoft.com/office/word/2010/wordprocessingShape" mc:Ignorable="w14 w15 w16se w16cid w16 w16cex w16sdtdh w16sdtfl w16du wp14">
   <w:abstractNum w:abstractNumId="0" w15:restartNumberingAfterBreak="0">
     <w:nsid w:val="040C64ED"/>
     <w:multiLevelType w:val="multilevel"/>
@@ -13564,137 +13553,137 @@
       </w:rPr>
     </w:lvl>
   </w:abstractNum>
-  <w:num w:numId="1">
+  <w:num w:numId="1" w16cid:durableId="1978756664">
     <w:abstractNumId w:val="28"/>
   </w:num>
-  <w:num w:numId="2">
+  <w:num w:numId="2" w16cid:durableId="283385931">
     <w:abstractNumId w:val="15"/>
   </w:num>
-  <w:num w:numId="3">
+  <w:num w:numId="3" w16cid:durableId="42020999">
     <w:abstractNumId w:val="25"/>
   </w:num>
-  <w:num w:numId="4">
+  <w:num w:numId="4" w16cid:durableId="1620182784">
     <w:abstractNumId w:val="37"/>
   </w:num>
-  <w:num w:numId="5">
+  <w:num w:numId="5" w16cid:durableId="2067218192">
     <w:abstractNumId w:val="12"/>
   </w:num>
-  <w:num w:numId="6">
+  <w:num w:numId="6" w16cid:durableId="1752850533">
     <w:abstractNumId w:val="36"/>
   </w:num>
-  <w:num w:numId="7">
+  <w:num w:numId="7" w16cid:durableId="1110705511">
     <w:abstractNumId w:val="7"/>
   </w:num>
-  <w:num w:numId="8">
+  <w:num w:numId="8" w16cid:durableId="908423076">
     <w:abstractNumId w:val="29"/>
   </w:num>
-  <w:num w:numId="9">
+  <w:num w:numId="9" w16cid:durableId="680201437">
     <w:abstractNumId w:val="13"/>
   </w:num>
-  <w:num w:numId="10">
+  <w:num w:numId="10" w16cid:durableId="1835755060">
     <w:abstractNumId w:val="22"/>
   </w:num>
-  <w:num w:numId="11">
+  <w:num w:numId="11" w16cid:durableId="2084528577">
     <w:abstractNumId w:val="38"/>
   </w:num>
-  <w:num w:numId="12">
+  <w:num w:numId="12" w16cid:durableId="784351973">
     <w:abstractNumId w:val="35"/>
   </w:num>
-  <w:num w:numId="13">
+  <w:num w:numId="13" w16cid:durableId="1925649170">
     <w:abstractNumId w:val="30"/>
   </w:num>
-  <w:num w:numId="14">
+  <w:num w:numId="14" w16cid:durableId="1797946732">
     <w:abstractNumId w:val="17"/>
   </w:num>
-  <w:num w:numId="15">
+  <w:num w:numId="15" w16cid:durableId="952786764">
     <w:abstractNumId w:val="24"/>
   </w:num>
-  <w:num w:numId="16">
+  <w:num w:numId="16" w16cid:durableId="967902524">
     <w:abstractNumId w:val="19"/>
   </w:num>
-  <w:num w:numId="17">
+  <w:num w:numId="17" w16cid:durableId="2126843821">
     <w:abstractNumId w:val="0"/>
   </w:num>
-  <w:num w:numId="18">
+  <w:num w:numId="18" w16cid:durableId="1500466388">
     <w:abstractNumId w:val="34"/>
   </w:num>
-  <w:num w:numId="19">
+  <w:num w:numId="19" w16cid:durableId="1296719806">
     <w:abstractNumId w:val="8"/>
   </w:num>
-  <w:num w:numId="20">
+  <w:num w:numId="20" w16cid:durableId="1965233928">
     <w:abstractNumId w:val="26"/>
   </w:num>
-  <w:num w:numId="21">
+  <w:num w:numId="21" w16cid:durableId="1083406014">
     <w:abstractNumId w:val="4"/>
   </w:num>
-  <w:num w:numId="22">
+  <w:num w:numId="22" w16cid:durableId="482237619">
     <w:abstractNumId w:val="31"/>
   </w:num>
-  <w:num w:numId="23">
+  <w:num w:numId="23" w16cid:durableId="721757061">
     <w:abstractNumId w:val="11"/>
   </w:num>
-  <w:num w:numId="24">
+  <w:num w:numId="24" w16cid:durableId="355541776">
     <w:abstractNumId w:val="18"/>
   </w:num>
-  <w:num w:numId="25">
+  <w:num w:numId="25" w16cid:durableId="2021467401">
     <w:abstractNumId w:val="27"/>
   </w:num>
-  <w:num w:numId="26">
+  <w:num w:numId="26" w16cid:durableId="442845829">
     <w:abstractNumId w:val="2"/>
   </w:num>
-  <w:num w:numId="27">
+  <w:num w:numId="27" w16cid:durableId="826213408">
     <w:abstractNumId w:val="5"/>
   </w:num>
-  <w:num w:numId="28">
+  <w:num w:numId="28" w16cid:durableId="767971143">
     <w:abstractNumId w:val="33"/>
   </w:num>
-  <w:num w:numId="29">
+  <w:num w:numId="29" w16cid:durableId="1881428582">
     <w:abstractNumId w:val="14"/>
   </w:num>
-  <w:num w:numId="30">
+  <w:num w:numId="30" w16cid:durableId="237518701">
     <w:abstractNumId w:val="39"/>
   </w:num>
-  <w:num w:numId="31">
+  <w:num w:numId="31" w16cid:durableId="306935237">
     <w:abstractNumId w:val="20"/>
   </w:num>
-  <w:num w:numId="32">
+  <w:num w:numId="32" w16cid:durableId="1524896741">
     <w:abstractNumId w:val="10"/>
   </w:num>
-  <w:num w:numId="33">
+  <w:num w:numId="33" w16cid:durableId="231545554">
     <w:abstractNumId w:val="40"/>
   </w:num>
-  <w:num w:numId="34">
+  <w:num w:numId="34" w16cid:durableId="1157578268">
     <w:abstractNumId w:val="32"/>
   </w:num>
-  <w:num w:numId="35">
+  <w:num w:numId="35" w16cid:durableId="1060010706">
     <w:abstractNumId w:val="1"/>
   </w:num>
-  <w:num w:numId="36">
+  <w:num w:numId="36" w16cid:durableId="1541479954">
     <w:abstractNumId w:val="21"/>
   </w:num>
-  <w:num w:numId="37">
+  <w:num w:numId="37" w16cid:durableId="798957888">
     <w:abstractNumId w:val="16"/>
   </w:num>
-  <w:num w:numId="38">
+  <w:num w:numId="38" w16cid:durableId="575241919">
     <w:abstractNumId w:val="9"/>
   </w:num>
-  <w:num w:numId="39">
+  <w:num w:numId="39" w16cid:durableId="2040739023">
     <w:abstractNumId w:val="6"/>
   </w:num>
-  <w:num w:numId="40">
+  <w:num w:numId="40" w16cid:durableId="1345476707">
     <w:abstractNumId w:val="41"/>
   </w:num>
-  <w:num w:numId="41">
+  <w:num w:numId="41" w16cid:durableId="285746326">
     <w:abstractNumId w:val="23"/>
   </w:num>
-  <w:num w:numId="42">
+  <w:num w:numId="42" w16cid:durableId="291517052">
     <w:abstractNumId w:val="3"/>
   </w:num>
 </w:numbering>
 </file>
 
 <file path=word/styles.xml><?xml version="1.0" encoding="utf-8"?>
-<w:styles xmlns:mc="http://schemas.openxmlformats.org/markup-compatibility/2006" xmlns:r="http://schemas.openxmlformats.org/officeDocument/2006/relationships" xmlns:w="http://schemas.openxmlformats.org/wordprocessingml/2006/main" xmlns:w14="http://schemas.microsoft.com/office/word/2010/wordml" xmlns:w15="http://schemas.microsoft.com/office/word/2012/wordml" xmlns:w16cex="http://schemas.microsoft.com/office/word/2018/wordml/cex" xmlns:w16cid="http://schemas.microsoft.com/office/word/2016/wordml/cid" xmlns:w16="http://schemas.microsoft.com/office/word/2018/wordml" xmlns:w16sdtdh="http://schemas.microsoft.com/office/word/2020/wordml/sdtdatahash" xmlns:w16se="http://schemas.microsoft.com/office/word/2015/wordml/symex" mc:Ignorable="w14 w15 w16se w16cid w16 w16cex w16sdtdh">
+<w:styles xmlns:mc="http://schemas.openxmlformats.org/markup-compatibility/2006" xmlns:r="http://schemas.openxmlformats.org/officeDocument/2006/relationships" xmlns:w="http://schemas.openxmlformats.org/wordprocessingml/2006/main" xmlns:w14="http://schemas.microsoft.com/office/word/2010/wordml" xmlns:w15="http://schemas.microsoft.com/office/word/2012/wordml" xmlns:w16cex="http://schemas.microsoft.com/office/word/2018/wordml/cex" xmlns:w16cid="http://schemas.microsoft.com/office/word/2016/wordml/cid" xmlns:w16="http://schemas.microsoft.com/office/word/2018/wordml" xmlns:w16du="http://schemas.microsoft.com/office/word/2023/wordml/word16du" xmlns:w16sdtdh="http://schemas.microsoft.com/office/word/2020/wordml/sdtdatahash" xmlns:w16sdtfl="http://schemas.microsoft.com/office/word/2024/wordml/sdtformatlock" xmlns:w16se="http://schemas.microsoft.com/office/word/2015/wordml/symex" mc:Ignorable="w14 w15 w16se w16cid w16 w16cex w16sdtdh w16sdtfl w16du">
   <w:docDefaults>
     <w:rPrDefault>
       <w:rPr>
@@ -14736,61 +14725,6 @@
 </file>
 
 <file path=customXml/item2.xml><?xml version="1.0" encoding="utf-8"?>
-<?mso-contentType ?>
-<FormTemplates xmlns="http://schemas.microsoft.com/sharepoint/v3/contenttype/forms">
-  <Display>DocumentLibraryForm</Display>
-  <Edit>DocumentLibraryForm</Edit>
-  <New>DocumentLibraryForm</New>
-</FormTemplates>
-</file>
-
-<file path=customXml/item3.xml><?xml version="1.0" encoding="utf-8"?>
-<b:Sources xmlns:b="http://schemas.openxmlformats.org/officeDocument/2006/bibliography" xmlns="http://schemas.openxmlformats.org/officeDocument/2006/bibliography" SelectedStyle="\APASixthEditionOfficeOnline.xsl" StyleName="APA" Version="6"/>
-</file>
-
-<file path=customXml/item4.xml><?xml version="1.0" encoding="utf-8"?>
-<p:properties xmlns:p="http://schemas.microsoft.com/office/2006/metadata/properties" xmlns:xsi="http://www.w3.org/2001/XMLSchema-instance" xmlns:pc="http://schemas.microsoft.com/office/infopath/2007/PartnerControls">
-  <documentManagement>
-    <Vendor xmlns="0feec74c-ecc7-44c3-9c64-3623cf89ed41">N/A</Vendor>
-    <_ip_UnifiedCompliancePolicyUIAction xmlns="http://schemas.microsoft.com/sharepoint/v3" xsi:nil="true"/>
-    <Launch_x0020_Date xmlns="0feec74c-ecc7-44c3-9c64-3623cf89ed41" xsi:nil="true"/>
-    <Discipline xmlns="0feec74c-ecc7-44c3-9c64-3623cf89ed41" xsi:nil="true"/>
-    <Course_x0020_code xmlns="0feec74c-ecc7-44c3-9c64-3623cf89ed41" xsi:nil="true"/>
-    <Performance_x0020_Steps_x0020_Completed xmlns="0feec74c-ecc7-44c3-9c64-3623cf89ed41">
-      <Value>N/A</Value>
-    </Performance_x0020_Steps_x0020_Completed>
-    <Course_x0020_short_x0020_name xmlns="0feec74c-ecc7-44c3-9c64-3623cf89ed41" xsi:nil="true"/>
-    <_ip_UnifiedCompliancePolicyProperties xmlns="http://schemas.microsoft.com/sharepoint/v3" xsi:nil="true"/>
-    <AssessmentCode xmlns="0feec74c-ecc7-44c3-9c64-3623cf89ed41" xsi:nil="true"/>
-    <Course_x0020_number xmlns="0feec74c-ecc7-44c3-9c64-3623cf89ed41" xsi:nil="true"/>
-    <Course_x0020_title xmlns="0feec74c-ecc7-44c3-9c64-3623cf89ed41" xsi:nil="true"/>
-    <d5fh xmlns="0feec74c-ecc7-44c3-9c64-3623cf89ed41" xsi:nil="true"/>
-    <Step_x0020_Completed xmlns="0feec74c-ecc7-44c3-9c64-3623cf89ed41">
-      <Value>N/A</Value>
-    </Step_x0020_Completed>
-    <Assessment_x0020_Type xmlns="0feec74c-ecc7-44c3-9c64-3623cf89ed41">
-      <Value>Objective</Value>
-    </Assessment_x0020_Type>
-    <Publication_x0020_Date xmlns="0feec74c-ecc7-44c3-9c64-3623cf89ed41" xsi:nil="true"/>
-    <SME xmlns="0feec74c-ecc7-44c3-9c64-3623cf89ed41" xsi:nil="true"/>
-    <Editor0 xmlns="0feec74c-ecc7-44c3-9c64-3623cf89ed41">
-      <UserInfo>
-        <DisplayName/>
-        <AccountId xsi:nil="true"/>
-        <AccountType/>
-      </UserInfo>
-    </Editor0>
-    <Doc_x0020_Type xmlns="0feec74c-ecc7-44c3-9c64-3623cf89ed41" xsi:nil="true"/>
-    <qrac xmlns="0feec74c-ecc7-44c3-9c64-3623cf89ed41" xsi:nil="true"/>
-    <lcf76f155ced4ddcb4097134ff3c332f xmlns="0feec74c-ecc7-44c3-9c64-3623cf89ed41">
-      <Terms xmlns="http://schemas.microsoft.com/office/infopath/2007/PartnerControls"/>
-    </lcf76f155ced4ddcb4097134ff3c332f>
-    <TaxCatchAll xmlns="1f707338-ea0f-4fe5-baee-59b996692b22" xsi:nil="true"/>
-  </documentManagement>
-</p:properties>
-</file>
-
-<file path=customXml/item5.xml><?xml version="1.0" encoding="utf-8"?>
 <ct:contentTypeSchema xmlns:ct="http://schemas.microsoft.com/office/2006/metadata/contentType" xmlns:ma="http://schemas.microsoft.com/office/2006/metadata/properties/metaAttributes" ct:_="" ma:_="" ma:contentTypeName="Document" ma:contentTypeID="0x010100C39F2A75005F2D43B30369DAED2CCB1C" ma:contentTypeVersion="45" ma:contentTypeDescription="Create a new document." ma:contentTypeScope="" ma:versionID="1b9fdb374581140854a9d0518901e886">
   <xsd:schema xmlns:xsd="http://www.w3.org/2001/XMLSchema" xmlns:xs="http://www.w3.org/2001/XMLSchema" xmlns:p="http://schemas.microsoft.com/office/2006/metadata/properties" xmlns:ns1="http://schemas.microsoft.com/sharepoint/v3" xmlns:ns2="0feec74c-ecc7-44c3-9c64-3623cf89ed41" xmlns:ns3="1f707338-ea0f-4fe5-baee-59b996692b22" targetNamespace="http://schemas.microsoft.com/office/2006/metadata/properties" ma:root="true" ma:fieldsID="d4e90b57406cfd253bd268c9429fcd51" ns1:_="" ns2:_="" ns3:_="">
     <xsd:import namespace="http://schemas.microsoft.com/sharepoint/v3"/>
@@ -15262,6 +15196,61 @@
 </ct:contentTypeSchema>
 </file>
 
+<file path=customXml/item3.xml><?xml version="1.0" encoding="utf-8"?>
+<p:properties xmlns:p="http://schemas.microsoft.com/office/2006/metadata/properties" xmlns:xsi="http://www.w3.org/2001/XMLSchema-instance" xmlns:pc="http://schemas.microsoft.com/office/infopath/2007/PartnerControls">
+  <documentManagement>
+    <Vendor xmlns="0feec74c-ecc7-44c3-9c64-3623cf89ed41">N/A</Vendor>
+    <_ip_UnifiedCompliancePolicyUIAction xmlns="http://schemas.microsoft.com/sharepoint/v3" xsi:nil="true"/>
+    <Launch_x0020_Date xmlns="0feec74c-ecc7-44c3-9c64-3623cf89ed41" xsi:nil="true"/>
+    <Discipline xmlns="0feec74c-ecc7-44c3-9c64-3623cf89ed41" xsi:nil="true"/>
+    <Course_x0020_code xmlns="0feec74c-ecc7-44c3-9c64-3623cf89ed41" xsi:nil="true"/>
+    <Performance_x0020_Steps_x0020_Completed xmlns="0feec74c-ecc7-44c3-9c64-3623cf89ed41">
+      <Value>N/A</Value>
+    </Performance_x0020_Steps_x0020_Completed>
+    <Course_x0020_short_x0020_name xmlns="0feec74c-ecc7-44c3-9c64-3623cf89ed41" xsi:nil="true"/>
+    <_ip_UnifiedCompliancePolicyProperties xmlns="http://schemas.microsoft.com/sharepoint/v3" xsi:nil="true"/>
+    <AssessmentCode xmlns="0feec74c-ecc7-44c3-9c64-3623cf89ed41" xsi:nil="true"/>
+    <Course_x0020_number xmlns="0feec74c-ecc7-44c3-9c64-3623cf89ed41" xsi:nil="true"/>
+    <Course_x0020_title xmlns="0feec74c-ecc7-44c3-9c64-3623cf89ed41" xsi:nil="true"/>
+    <d5fh xmlns="0feec74c-ecc7-44c3-9c64-3623cf89ed41" xsi:nil="true"/>
+    <Step_x0020_Completed xmlns="0feec74c-ecc7-44c3-9c64-3623cf89ed41">
+      <Value>N/A</Value>
+    </Step_x0020_Completed>
+    <Assessment_x0020_Type xmlns="0feec74c-ecc7-44c3-9c64-3623cf89ed41">
+      <Value>Objective</Value>
+    </Assessment_x0020_Type>
+    <Publication_x0020_Date xmlns="0feec74c-ecc7-44c3-9c64-3623cf89ed41" xsi:nil="true"/>
+    <SME xmlns="0feec74c-ecc7-44c3-9c64-3623cf89ed41" xsi:nil="true"/>
+    <Editor0 xmlns="0feec74c-ecc7-44c3-9c64-3623cf89ed41">
+      <UserInfo>
+        <DisplayName/>
+        <AccountId xsi:nil="true"/>
+        <AccountType/>
+      </UserInfo>
+    </Editor0>
+    <Doc_x0020_Type xmlns="0feec74c-ecc7-44c3-9c64-3623cf89ed41" xsi:nil="true"/>
+    <qrac xmlns="0feec74c-ecc7-44c3-9c64-3623cf89ed41" xsi:nil="true"/>
+    <lcf76f155ced4ddcb4097134ff3c332f xmlns="0feec74c-ecc7-44c3-9c64-3623cf89ed41">
+      <Terms xmlns="http://schemas.microsoft.com/office/infopath/2007/PartnerControls"/>
+    </lcf76f155ced4ddcb4097134ff3c332f>
+    <TaxCatchAll xmlns="1f707338-ea0f-4fe5-baee-59b996692b22" xsi:nil="true"/>
+  </documentManagement>
+</p:properties>
+</file>
+
+<file path=customXml/item4.xml><?xml version="1.0" encoding="utf-8"?>
+<b:Sources xmlns:b="http://schemas.openxmlformats.org/officeDocument/2006/bibliography" xmlns="http://schemas.openxmlformats.org/officeDocument/2006/bibliography" SelectedStyle="\APASixthEditionOfficeOnline.xsl" StyleName="APA" Version="6"/>
+</file>
+
+<file path=customXml/item5.xml><?xml version="1.0" encoding="utf-8"?>
+<?mso-contentType ?>
+<FormTemplates xmlns="http://schemas.microsoft.com/sharepoint/v3/contenttype/forms">
+  <Display>DocumentLibraryForm</Display>
+  <Edit>DocumentLibraryForm</Edit>
+  <New>DocumentLibraryForm</New>
+</FormTemplates>
+</file>
+
 <file path=customXml/itemProps1.xml><?xml version="1.0" encoding="utf-8"?>
 <ds:datastoreItem xmlns:ds="http://schemas.openxmlformats.org/officeDocument/2006/customXml" ds:itemID="{55AF091B-3C7A-41E3-B477-F2FDAA23CFDA}">
   <ds:schemaRefs>
@@ -15271,40 +15260,6 @@
 </file>
 
 <file path=customXml/itemProps2.xml><?xml version="1.0" encoding="utf-8"?>
-<ds:datastoreItem xmlns:ds="http://schemas.openxmlformats.org/officeDocument/2006/customXml" ds:itemID="{6BAC7EDA-394B-4C61-BBBF-6014B45B8D95}">
-  <ds:schemaRefs>
-    <ds:schemaRef ds:uri="http://schemas.microsoft.com/sharepoint/v3/contenttype/forms"/>
-  </ds:schemaRefs>
-</ds:datastoreItem>
-</file>
-
-<file path=customXml/itemProps3.xml><?xml version="1.0" encoding="utf-8"?>
-<ds:datastoreItem xmlns:ds="http://schemas.openxmlformats.org/officeDocument/2006/customXml" ds:itemID="{296EF0BF-92A7-4A23-8373-0834B2568B51}">
-  <ds:schemaRefs>
-    <ds:schemaRef ds:uri="http://schemas.openxmlformats.org/officeDocument/2006/bibliography"/>
-  </ds:schemaRefs>
-</ds:datastoreItem>
-</file>
-
-<file path=customXml/itemProps4.xml><?xml version="1.0" encoding="utf-8"?>
-<ds:datastoreItem xmlns:ds="http://schemas.openxmlformats.org/officeDocument/2006/customXml" ds:itemID="{7B76BB36-F358-48EF-9DF6-96574C9F5348}">
-  <ds:schemaRefs>
-    <ds:schemaRef ds:uri="http://purl.org/dc/terms/"/>
-    <ds:schemaRef ds:uri="0feec74c-ecc7-44c3-9c64-3623cf89ed41"/>
-    <ds:schemaRef ds:uri="http://schemas.microsoft.com/office/2006/documentManagement/types"/>
-    <ds:schemaRef ds:uri="http://schemas.microsoft.com/office/2006/metadata/properties"/>
-    <ds:schemaRef ds:uri="http://purl.org/dc/elements/1.1/"/>
-    <ds:schemaRef ds:uri="1f707338-ea0f-4fe5-baee-59b996692b22"/>
-    <ds:schemaRef ds:uri="http://schemas.openxmlformats.org/package/2006/metadata/core-properties"/>
-    <ds:schemaRef ds:uri="http://schemas.microsoft.com/office/infopath/2007/PartnerControls"/>
-    <ds:schemaRef ds:uri="http://schemas.microsoft.com/sharepoint/v3"/>
-    <ds:schemaRef ds:uri="http://www.w3.org/XML/1998/namespace"/>
-    <ds:schemaRef ds:uri="http://purl.org/dc/dcmitype/"/>
-  </ds:schemaRefs>
-</ds:datastoreItem>
-</file>
-
-<file path=customXml/itemProps5.xml><?xml version="1.0" encoding="utf-8"?>
 <ds:datastoreItem xmlns:ds="http://schemas.openxmlformats.org/officeDocument/2006/customXml" ds:itemID="{0722D722-6F12-47E8-9EB8-ADBEE4EEBCA5}">
   <ds:schemaRefs>
     <ds:schemaRef ds:uri="http://schemas.microsoft.com/office/2006/metadata/contentType"/>
@@ -15322,4 +15277,38 @@
     <ds:schemaRef ds:uri="http://schemas.microsoft.com/internal/obd"/>
   </ds:schemaRefs>
 </ds:datastoreItem>
+</file>
+
+<file path=customXml/itemProps3.xml><?xml version="1.0" encoding="utf-8"?>
+<ds:datastoreItem xmlns:ds="http://schemas.openxmlformats.org/officeDocument/2006/customXml" ds:itemID="{7B76BB36-F358-48EF-9DF6-96574C9F5348}">
+  <ds:schemaRefs>
+    <ds:schemaRef ds:uri="http://schemas.microsoft.com/office/2006/metadata/properties"/>
+    <ds:schemaRef ds:uri="http://schemas.microsoft.com/office/infopath/2007/PartnerControls"/>
+    <ds:schemaRef ds:uri="0feec74c-ecc7-44c3-9c64-3623cf89ed41"/>
+    <ds:schemaRef ds:uri="http://schemas.microsoft.com/sharepoint/v3"/>
+    <ds:schemaRef ds:uri="1f707338-ea0f-4fe5-baee-59b996692b22"/>
+  </ds:schemaRefs>
+</ds:datastoreItem>
+</file>
+
+<file path=customXml/itemProps4.xml><?xml version="1.0" encoding="utf-8"?>
+<ds:datastoreItem xmlns:ds="http://schemas.openxmlformats.org/officeDocument/2006/customXml" ds:itemID="{296EF0BF-92A7-4A23-8373-0834B2568B51}">
+  <ds:schemaRefs>
+    <ds:schemaRef ds:uri="http://schemas.openxmlformats.org/officeDocument/2006/bibliography"/>
+  </ds:schemaRefs>
+</ds:datastoreItem>
+</file>
+
+<file path=customXml/itemProps5.xml><?xml version="1.0" encoding="utf-8"?>
+<ds:datastoreItem xmlns:ds="http://schemas.openxmlformats.org/officeDocument/2006/customXml" ds:itemID="{6BAC7EDA-394B-4C61-BBBF-6014B45B8D95}">
+  <ds:schemaRefs>
+    <ds:schemaRef ds:uri="http://schemas.microsoft.com/sharepoint/v3/contenttype/forms"/>
+  </ds:schemaRefs>
+</ds:datastoreItem>
+</file>
+
+<file path=docMetadata/LabelInfo.xml><?xml version="1.0" encoding="utf-8"?>
+<clbl:labelList xmlns:clbl="http://schemas.microsoft.com/office/2020/mipLabelMetadata">
+  <clbl:label id="{9d258917-277f-42cd-a3cd-14c4e9ee58bc}" enabled="1" method="Standard" siteId="{38ae3bcd-9579-4fd4-adda-b42e1495d55a}" contentBits="0" removed="0"/>
+</clbl:labelList>
 </file>
--- a/CRM Requirements.docx
+++ b/CRM Requirements.docx
@@ -14725,6 +14725,52 @@
 </file>
 
 <file path=customXml/item2.xml><?xml version="1.0" encoding="utf-8"?>
+<b:Sources xmlns:b="http://schemas.openxmlformats.org/officeDocument/2006/bibliography" xmlns="http://schemas.openxmlformats.org/officeDocument/2006/bibliography" SelectedStyle="\APASixthEditionOfficeOnline.xsl" StyleName="APA" Version="6"/>
+</file>
+
+<file path=customXml/item3.xml><?xml version="1.0" encoding="utf-8"?>
+<p:properties xmlns:p="http://schemas.microsoft.com/office/2006/metadata/properties" xmlns:xsi="http://www.w3.org/2001/XMLSchema-instance" xmlns:pc="http://schemas.microsoft.com/office/infopath/2007/PartnerControls">
+  <documentManagement>
+    <Vendor xmlns="0feec74c-ecc7-44c3-9c64-3623cf89ed41">N/A</Vendor>
+    <_ip_UnifiedCompliancePolicyUIAction xmlns="http://schemas.microsoft.com/sharepoint/v3" xsi:nil="true"/>
+    <Launch_x0020_Date xmlns="0feec74c-ecc7-44c3-9c64-3623cf89ed41" xsi:nil="true"/>
+    <Discipline xmlns="0feec74c-ecc7-44c3-9c64-3623cf89ed41" xsi:nil="true"/>
+    <Course_x0020_code xmlns="0feec74c-ecc7-44c3-9c64-3623cf89ed41" xsi:nil="true"/>
+    <Performance_x0020_Steps_x0020_Completed xmlns="0feec74c-ecc7-44c3-9c64-3623cf89ed41">
+      <Value>N/A</Value>
+    </Performance_x0020_Steps_x0020_Completed>
+    <Course_x0020_short_x0020_name xmlns="0feec74c-ecc7-44c3-9c64-3623cf89ed41" xsi:nil="true"/>
+    <_ip_UnifiedCompliancePolicyProperties xmlns="http://schemas.microsoft.com/sharepoint/v3" xsi:nil="true"/>
+    <AssessmentCode xmlns="0feec74c-ecc7-44c3-9c64-3623cf89ed41" xsi:nil="true"/>
+    <Course_x0020_number xmlns="0feec74c-ecc7-44c3-9c64-3623cf89ed41" xsi:nil="true"/>
+    <Course_x0020_title xmlns="0feec74c-ecc7-44c3-9c64-3623cf89ed41" xsi:nil="true"/>
+    <d5fh xmlns="0feec74c-ecc7-44c3-9c64-3623cf89ed41" xsi:nil="true"/>
+    <Step_x0020_Completed xmlns="0feec74c-ecc7-44c3-9c64-3623cf89ed41">
+      <Value>N/A</Value>
+    </Step_x0020_Completed>
+    <Assessment_x0020_Type xmlns="0feec74c-ecc7-44c3-9c64-3623cf89ed41">
+      <Value>Objective</Value>
+    </Assessment_x0020_Type>
+    <Publication_x0020_Date xmlns="0feec74c-ecc7-44c3-9c64-3623cf89ed41" xsi:nil="true"/>
+    <SME xmlns="0feec74c-ecc7-44c3-9c64-3623cf89ed41" xsi:nil="true"/>
+    <Editor0 xmlns="0feec74c-ecc7-44c3-9c64-3623cf89ed41">
+      <UserInfo>
+        <DisplayName/>
+        <AccountId xsi:nil="true"/>
+        <AccountType/>
+      </UserInfo>
+    </Editor0>
+    <Doc_x0020_Type xmlns="0feec74c-ecc7-44c3-9c64-3623cf89ed41" xsi:nil="true"/>
+    <qrac xmlns="0feec74c-ecc7-44c3-9c64-3623cf89ed41" xsi:nil="true"/>
+    <lcf76f155ced4ddcb4097134ff3c332f xmlns="0feec74c-ecc7-44c3-9c64-3623cf89ed41">
+      <Terms xmlns="http://schemas.microsoft.com/office/infopath/2007/PartnerControls"/>
+    </lcf76f155ced4ddcb4097134ff3c332f>
+    <TaxCatchAll xmlns="1f707338-ea0f-4fe5-baee-59b996692b22" xsi:nil="true"/>
+  </documentManagement>
+</p:properties>
+</file>
+
+<file path=customXml/item4.xml><?xml version="1.0" encoding="utf-8"?>
 <ct:contentTypeSchema xmlns:ct="http://schemas.microsoft.com/office/2006/metadata/contentType" xmlns:ma="http://schemas.microsoft.com/office/2006/metadata/properties/metaAttributes" ct:_="" ma:_="" ma:contentTypeName="Document" ma:contentTypeID="0x010100C39F2A75005F2D43B30369DAED2CCB1C" ma:contentTypeVersion="45" ma:contentTypeDescription="Create a new document." ma:contentTypeScope="" ma:versionID="1b9fdb374581140854a9d0518901e886">
   <xsd:schema xmlns:xsd="http://www.w3.org/2001/XMLSchema" xmlns:xs="http://www.w3.org/2001/XMLSchema" xmlns:p="http://schemas.microsoft.com/office/2006/metadata/properties" xmlns:ns1="http://schemas.microsoft.com/sharepoint/v3" xmlns:ns2="0feec74c-ecc7-44c3-9c64-3623cf89ed41" xmlns:ns3="1f707338-ea0f-4fe5-baee-59b996692b22" targetNamespace="http://schemas.microsoft.com/office/2006/metadata/properties" ma:root="true" ma:fieldsID="d4e90b57406cfd253bd268c9429fcd51" ns1:_="" ns2:_="" ns3:_="">
     <xsd:import namespace="http://schemas.microsoft.com/sharepoint/v3"/>
@@ -15196,52 +15242,6 @@
 </ct:contentTypeSchema>
 </file>
 
-<file path=customXml/item3.xml><?xml version="1.0" encoding="utf-8"?>
-<p:properties xmlns:p="http://schemas.microsoft.com/office/2006/metadata/properties" xmlns:xsi="http://www.w3.org/2001/XMLSchema-instance" xmlns:pc="http://schemas.microsoft.com/office/infopath/2007/PartnerControls">
-  <documentManagement>
-    <Vendor xmlns="0feec74c-ecc7-44c3-9c64-3623cf89ed41">N/A</Vendor>
-    <_ip_UnifiedCompliancePolicyUIAction xmlns="http://schemas.microsoft.com/sharepoint/v3" xsi:nil="true"/>
-    <Launch_x0020_Date xmlns="0feec74c-ecc7-44c3-9c64-3623cf89ed41" xsi:nil="true"/>
-    <Discipline xmlns="0feec74c-ecc7-44c3-9c64-3623cf89ed41" xsi:nil="true"/>
-    <Course_x0020_code xmlns="0feec74c-ecc7-44c3-9c64-3623cf89ed41" xsi:nil="true"/>
-    <Performance_x0020_Steps_x0020_Completed xmlns="0feec74c-ecc7-44c3-9c64-3623cf89ed41">
-      <Value>N/A</Value>
-    </Performance_x0020_Steps_x0020_Completed>
-    <Course_x0020_short_x0020_name xmlns="0feec74c-ecc7-44c3-9c64-3623cf89ed41" xsi:nil="true"/>
-    <_ip_UnifiedCompliancePolicyProperties xmlns="http://schemas.microsoft.com/sharepoint/v3" xsi:nil="true"/>
-    <AssessmentCode xmlns="0feec74c-ecc7-44c3-9c64-3623cf89ed41" xsi:nil="true"/>
-    <Course_x0020_number xmlns="0feec74c-ecc7-44c3-9c64-3623cf89ed41" xsi:nil="true"/>
-    <Course_x0020_title xmlns="0feec74c-ecc7-44c3-9c64-3623cf89ed41" xsi:nil="true"/>
-    <d5fh xmlns="0feec74c-ecc7-44c3-9c64-3623cf89ed41" xsi:nil="true"/>
-    <Step_x0020_Completed xmlns="0feec74c-ecc7-44c3-9c64-3623cf89ed41">
-      <Value>N/A</Value>
-    </Step_x0020_Completed>
-    <Assessment_x0020_Type xmlns="0feec74c-ecc7-44c3-9c64-3623cf89ed41">
-      <Value>Objective</Value>
-    </Assessment_x0020_Type>
-    <Publication_x0020_Date xmlns="0feec74c-ecc7-44c3-9c64-3623cf89ed41" xsi:nil="true"/>
-    <SME xmlns="0feec74c-ecc7-44c3-9c64-3623cf89ed41" xsi:nil="true"/>
-    <Editor0 xmlns="0feec74c-ecc7-44c3-9c64-3623cf89ed41">
-      <UserInfo>
-        <DisplayName/>
-        <AccountId xsi:nil="true"/>
-        <AccountType/>
-      </UserInfo>
-    </Editor0>
-    <Doc_x0020_Type xmlns="0feec74c-ecc7-44c3-9c64-3623cf89ed41" xsi:nil="true"/>
-    <qrac xmlns="0feec74c-ecc7-44c3-9c64-3623cf89ed41" xsi:nil="true"/>
-    <lcf76f155ced4ddcb4097134ff3c332f xmlns="0feec74c-ecc7-44c3-9c64-3623cf89ed41">
-      <Terms xmlns="http://schemas.microsoft.com/office/infopath/2007/PartnerControls"/>
-    </lcf76f155ced4ddcb4097134ff3c332f>
-    <TaxCatchAll xmlns="1f707338-ea0f-4fe5-baee-59b996692b22" xsi:nil="true"/>
-  </documentManagement>
-</p:properties>
-</file>
-
-<file path=customXml/item4.xml><?xml version="1.0" encoding="utf-8"?>
-<b:Sources xmlns:b="http://schemas.openxmlformats.org/officeDocument/2006/bibliography" xmlns="http://schemas.openxmlformats.org/officeDocument/2006/bibliography" SelectedStyle="\APASixthEditionOfficeOnline.xsl" StyleName="APA" Version="6"/>
-</file>
-
 <file path=customXml/item5.xml><?xml version="1.0" encoding="utf-8"?>
 <?mso-contentType ?>
 <FormTemplates xmlns="http://schemas.microsoft.com/sharepoint/v3/contenttype/forms">
@@ -15260,6 +15260,26 @@
 </file>
 
 <file path=customXml/itemProps2.xml><?xml version="1.0" encoding="utf-8"?>
+<ds:datastoreItem xmlns:ds="http://schemas.openxmlformats.org/officeDocument/2006/customXml" ds:itemID="{296EF0BF-92A7-4A23-8373-0834B2568B51}">
+  <ds:schemaRefs>
+    <ds:schemaRef ds:uri="http://schemas.openxmlformats.org/officeDocument/2006/bibliography"/>
+  </ds:schemaRefs>
+</ds:datastoreItem>
+</file>
+
+<file path=customXml/itemProps3.xml><?xml version="1.0" encoding="utf-8"?>
+<ds:datastoreItem xmlns:ds="http://schemas.openxmlformats.org/officeDocument/2006/customXml" ds:itemID="{7B76BB36-F358-48EF-9DF6-96574C9F5348}">
+  <ds:schemaRefs>
+    <ds:schemaRef ds:uri="http://schemas.microsoft.com/office/2006/metadata/properties"/>
+    <ds:schemaRef ds:uri="http://schemas.microsoft.com/office/infopath/2007/PartnerControls"/>
+    <ds:schemaRef ds:uri="0feec74c-ecc7-44c3-9c64-3623cf89ed41"/>
+    <ds:schemaRef ds:uri="http://schemas.microsoft.com/sharepoint/v3"/>
+    <ds:schemaRef ds:uri="1f707338-ea0f-4fe5-baee-59b996692b22"/>
+  </ds:schemaRefs>
+</ds:datastoreItem>
+</file>
+
+<file path=customXml/itemProps4.xml><?xml version="1.0" encoding="utf-8"?>
 <ds:datastoreItem xmlns:ds="http://schemas.openxmlformats.org/officeDocument/2006/customXml" ds:itemID="{0722D722-6F12-47E8-9EB8-ADBEE4EEBCA5}">
   <ds:schemaRefs>
     <ds:schemaRef ds:uri="http://schemas.microsoft.com/office/2006/metadata/contentType"/>
@@ -15279,26 +15299,6 @@
 </ds:datastoreItem>
 </file>
 
-<file path=customXml/itemProps3.xml><?xml version="1.0" encoding="utf-8"?>
-<ds:datastoreItem xmlns:ds="http://schemas.openxmlformats.org/officeDocument/2006/customXml" ds:itemID="{7B76BB36-F358-48EF-9DF6-96574C9F5348}">
-  <ds:schemaRefs>
-    <ds:schemaRef ds:uri="http://schemas.microsoft.com/office/2006/metadata/properties"/>
-    <ds:schemaRef ds:uri="http://schemas.microsoft.com/office/infopath/2007/PartnerControls"/>
-    <ds:schemaRef ds:uri="0feec74c-ecc7-44c3-9c64-3623cf89ed41"/>
-    <ds:schemaRef ds:uri="http://schemas.microsoft.com/sharepoint/v3"/>
-    <ds:schemaRef ds:uri="1f707338-ea0f-4fe5-baee-59b996692b22"/>
-  </ds:schemaRefs>
-</ds:datastoreItem>
-</file>
-
-<file path=customXml/itemProps4.xml><?xml version="1.0" encoding="utf-8"?>
-<ds:datastoreItem xmlns:ds="http://schemas.openxmlformats.org/officeDocument/2006/customXml" ds:itemID="{296EF0BF-92A7-4A23-8373-0834B2568B51}">
-  <ds:schemaRefs>
-    <ds:schemaRef ds:uri="http://schemas.openxmlformats.org/officeDocument/2006/bibliography"/>
-  </ds:schemaRefs>
-</ds:datastoreItem>
-</file>
-
 <file path=customXml/itemProps5.xml><?xml version="1.0" encoding="utf-8"?>
 <ds:datastoreItem xmlns:ds="http://schemas.openxmlformats.org/officeDocument/2006/customXml" ds:itemID="{6BAC7EDA-394B-4C61-BBBF-6014B45B8D95}">
   <ds:schemaRefs>

--- a/CRM Requirements.docx
+++ b/CRM Requirements.docx
@@ -14725,52 +14725,15 @@
 </file>
 
 <file path=customXml/item2.xml><?xml version="1.0" encoding="utf-8"?>
-<b:Sources xmlns:b="http://schemas.openxmlformats.org/officeDocument/2006/bibliography" xmlns="http://schemas.openxmlformats.org/officeDocument/2006/bibliography" SelectedStyle="\APASixthEditionOfficeOnline.xsl" StyleName="APA" Version="6"/>
+<?mso-contentType ?>
+<FormTemplates xmlns="http://schemas.microsoft.com/sharepoint/v3/contenttype/forms">
+  <Display>DocumentLibraryForm</Display>
+  <Edit>DocumentLibraryForm</Edit>
+  <New>DocumentLibraryForm</New>
+</FormTemplates>
 </file>
 
 <file path=customXml/item3.xml><?xml version="1.0" encoding="utf-8"?>
-<p:properties xmlns:p="http://schemas.microsoft.com/office/2006/metadata/properties" xmlns:xsi="http://www.w3.org/2001/XMLSchema-instance" xmlns:pc="http://schemas.microsoft.com/office/infopath/2007/PartnerControls">
-  <documentManagement>
-    <Vendor xmlns="0feec74c-ecc7-44c3-9c64-3623cf89ed41">N/A</Vendor>
-    <_ip_UnifiedCompliancePolicyUIAction xmlns="http://schemas.microsoft.com/sharepoint/v3" xsi:nil="true"/>
-    <Launch_x0020_Date xmlns="0feec74c-ecc7-44c3-9c64-3623cf89ed41" xsi:nil="true"/>
-    <Discipline xmlns="0feec74c-ecc7-44c3-9c64-3623cf89ed41" xsi:nil="true"/>
-    <Course_x0020_code xmlns="0feec74c-ecc7-44c3-9c64-3623cf89ed41" xsi:nil="true"/>
-    <Performance_x0020_Steps_x0020_Completed xmlns="0feec74c-ecc7-44c3-9c64-3623cf89ed41">
-      <Value>N/A</Value>
-    </Performance_x0020_Steps_x0020_Completed>
-    <Course_x0020_short_x0020_name xmlns="0feec74c-ecc7-44c3-9c64-3623cf89ed41" xsi:nil="true"/>
-    <_ip_UnifiedCompliancePolicyProperties xmlns="http://schemas.microsoft.com/sharepoint/v3" xsi:nil="true"/>
-    <AssessmentCode xmlns="0feec74c-ecc7-44c3-9c64-3623cf89ed41" xsi:nil="true"/>
-    <Course_x0020_number xmlns="0feec74c-ecc7-44c3-9c64-3623cf89ed41" xsi:nil="true"/>
-    <Course_x0020_title xmlns="0feec74c-ecc7-44c3-9c64-3623cf89ed41" xsi:nil="true"/>
-    <d5fh xmlns="0feec74c-ecc7-44c3-9c64-3623cf89ed41" xsi:nil="true"/>
-    <Step_x0020_Completed xmlns="0feec74c-ecc7-44c3-9c64-3623cf89ed41">
-      <Value>N/A</Value>
-    </Step_x0020_Completed>
-    <Assessment_x0020_Type xmlns="0feec74c-ecc7-44c3-9c64-3623cf89ed41">
-      <Value>Objective</Value>
-    </Assessment_x0020_Type>
-    <Publication_x0020_Date xmlns="0feec74c-ecc7-44c3-9c64-3623cf89ed41" xsi:nil="true"/>
-    <SME xmlns="0feec74c-ecc7-44c3-9c64-3623cf89ed41" xsi:nil="true"/>
-    <Editor0 xmlns="0feec74c-ecc7-44c3-9c64-3623cf89ed41">
-      <UserInfo>
-        <DisplayName/>
-        <AccountId xsi:nil="true"/>
-        <AccountType/>
-      </UserInfo>
-    </Editor0>
-    <Doc_x0020_Type xmlns="0feec74c-ecc7-44c3-9c64-3623cf89ed41" xsi:nil="true"/>
-    <qrac xmlns="0feec74c-ecc7-44c3-9c64-3623cf89ed41" xsi:nil="true"/>
-    <lcf76f155ced4ddcb4097134ff3c332f xmlns="0feec74c-ecc7-44c3-9c64-3623cf89ed41">
-      <Terms xmlns="http://schemas.microsoft.com/office/infopath/2007/PartnerControls"/>
-    </lcf76f155ced4ddcb4097134ff3c332f>
-    <TaxCatchAll xmlns="1f707338-ea0f-4fe5-baee-59b996692b22" xsi:nil="true"/>
-  </documentManagement>
-</p:properties>
-</file>
-
-<file path=customXml/item4.xml><?xml version="1.0" encoding="utf-8"?>
 <ct:contentTypeSchema xmlns:ct="http://schemas.microsoft.com/office/2006/metadata/contentType" xmlns:ma="http://schemas.microsoft.com/office/2006/metadata/properties/metaAttributes" ct:_="" ma:_="" ma:contentTypeName="Document" ma:contentTypeID="0x010100C39F2A75005F2D43B30369DAED2CCB1C" ma:contentTypeVersion="45" ma:contentTypeDescription="Create a new document." ma:contentTypeScope="" ma:versionID="1b9fdb374581140854a9d0518901e886">
   <xsd:schema xmlns:xsd="http://www.w3.org/2001/XMLSchema" xmlns:xs="http://www.w3.org/2001/XMLSchema" xmlns:p="http://schemas.microsoft.com/office/2006/metadata/properties" xmlns:ns1="http://schemas.microsoft.com/sharepoint/v3" xmlns:ns2="0feec74c-ecc7-44c3-9c64-3623cf89ed41" xmlns:ns3="1f707338-ea0f-4fe5-baee-59b996692b22" targetNamespace="http://schemas.microsoft.com/office/2006/metadata/properties" ma:root="true" ma:fieldsID="d4e90b57406cfd253bd268c9429fcd51" ns1:_="" ns2:_="" ns3:_="">
     <xsd:import namespace="http://schemas.microsoft.com/sharepoint/v3"/>
@@ -15242,13 +15205,50 @@
 </ct:contentTypeSchema>
 </file>
 
+<file path=customXml/item4.xml><?xml version="1.0" encoding="utf-8"?>
+<p:properties xmlns:p="http://schemas.microsoft.com/office/2006/metadata/properties" xmlns:xsi="http://www.w3.org/2001/XMLSchema-instance" xmlns:pc="http://schemas.microsoft.com/office/infopath/2007/PartnerControls">
+  <documentManagement>
+    <Vendor xmlns="0feec74c-ecc7-44c3-9c64-3623cf89ed41">N/A</Vendor>
+    <_ip_UnifiedCompliancePolicyUIAction xmlns="http://schemas.microsoft.com/sharepoint/v3" xsi:nil="true"/>
+    <Launch_x0020_Date xmlns="0feec74c-ecc7-44c3-9c64-3623cf89ed41" xsi:nil="true"/>
+    <Discipline xmlns="0feec74c-ecc7-44c3-9c64-3623cf89ed41" xsi:nil="true"/>
+    <Course_x0020_code xmlns="0feec74c-ecc7-44c3-9c64-3623cf89ed41" xsi:nil="true"/>
+    <Performance_x0020_Steps_x0020_Completed xmlns="0feec74c-ecc7-44c3-9c64-3623cf89ed41">
+      <Value>N/A</Value>
+    </Performance_x0020_Steps_x0020_Completed>
+    <Course_x0020_short_x0020_name xmlns="0feec74c-ecc7-44c3-9c64-3623cf89ed41" xsi:nil="true"/>
+    <_ip_UnifiedCompliancePolicyProperties xmlns="http://schemas.microsoft.com/sharepoint/v3" xsi:nil="true"/>
+    <AssessmentCode xmlns="0feec74c-ecc7-44c3-9c64-3623cf89ed41" xsi:nil="true"/>
+    <Course_x0020_number xmlns="0feec74c-ecc7-44c3-9c64-3623cf89ed41" xsi:nil="true"/>
+    <Course_x0020_title xmlns="0feec74c-ecc7-44c3-9c64-3623cf89ed41" xsi:nil="true"/>
+    <d5fh xmlns="0feec74c-ecc7-44c3-9c64-3623cf89ed41" xsi:nil="true"/>
+    <Step_x0020_Completed xmlns="0feec74c-ecc7-44c3-9c64-3623cf89ed41">
+      <Value>N/A</Value>
+    </Step_x0020_Completed>
+    <Assessment_x0020_Type xmlns="0feec74c-ecc7-44c3-9c64-3623cf89ed41">
+      <Value>Objective</Value>
+    </Assessment_x0020_Type>
+    <Publication_x0020_Date xmlns="0feec74c-ecc7-44c3-9c64-3623cf89ed41" xsi:nil="true"/>
+    <SME xmlns="0feec74c-ecc7-44c3-9c64-3623cf89ed41" xsi:nil="true"/>
+    <Editor0 xmlns="0feec74c-ecc7-44c3-9c64-3623cf89ed41">
+      <UserInfo>
+        <DisplayName/>
+        <AccountId xsi:nil="true"/>
+        <AccountType/>
+      </UserInfo>
+    </Editor0>
+    <Doc_x0020_Type xmlns="0feec74c-ecc7-44c3-9c64-3623cf89ed41" xsi:nil="true"/>
+    <qrac xmlns="0feec74c-ecc7-44c3-9c64-3623cf89ed41" xsi:nil="true"/>
+    <lcf76f155ced4ddcb4097134ff3c332f xmlns="0feec74c-ecc7-44c3-9c64-3623cf89ed41">
+      <Terms xmlns="http://schemas.microsoft.com/office/infopath/2007/PartnerControls"/>
+    </lcf76f155ced4ddcb4097134ff3c332f>
+    <TaxCatchAll xmlns="1f707338-ea0f-4fe5-baee-59b996692b22" xsi:nil="true"/>
+  </documentManagement>
+</p:properties>
+</file>
+
 <file path=customXml/item5.xml><?xml version="1.0" encoding="utf-8"?>
-<?mso-contentType ?>
-<FormTemplates xmlns="http://schemas.microsoft.com/sharepoint/v3/contenttype/forms">
-  <Display>DocumentLibraryForm</Display>
-  <Edit>DocumentLibraryForm</Edit>
-  <New>DocumentLibraryForm</New>
-</FormTemplates>
+<b:Sources xmlns:b="http://schemas.openxmlformats.org/officeDocument/2006/bibliography" xmlns="http://schemas.openxmlformats.org/officeDocument/2006/bibliography" SelectedStyle="\APASixthEditionOfficeOnline.xsl" StyleName="APA" Version="6"/>
 </file>
 
 <file path=customXml/itemProps1.xml><?xml version="1.0" encoding="utf-8"?>
@@ -15260,26 +15260,14 @@
 </file>
 
 <file path=customXml/itemProps2.xml><?xml version="1.0" encoding="utf-8"?>
-<ds:datastoreItem xmlns:ds="http://schemas.openxmlformats.org/officeDocument/2006/customXml" ds:itemID="{296EF0BF-92A7-4A23-8373-0834B2568B51}">
+<ds:datastoreItem xmlns:ds="http://schemas.openxmlformats.org/officeDocument/2006/customXml" ds:itemID="{6BAC7EDA-394B-4C61-BBBF-6014B45B8D95}">
   <ds:schemaRefs>
-    <ds:schemaRef ds:uri="http://schemas.openxmlformats.org/officeDocument/2006/bibliography"/>
+    <ds:schemaRef ds:uri="http://schemas.microsoft.com/sharepoint/v3/contenttype/forms"/>
   </ds:schemaRefs>
 </ds:datastoreItem>
 </file>
 
 <file path=customXml/itemProps3.xml><?xml version="1.0" encoding="utf-8"?>
-<ds:datastoreItem xmlns:ds="http://schemas.openxmlformats.org/officeDocument/2006/customXml" ds:itemID="{7B76BB36-F358-48EF-9DF6-96574C9F5348}">
-  <ds:schemaRefs>
-    <ds:schemaRef ds:uri="http://schemas.microsoft.com/office/2006/metadata/properties"/>
-    <ds:schemaRef ds:uri="http://schemas.microsoft.com/office/infopath/2007/PartnerControls"/>
-    <ds:schemaRef ds:uri="0feec74c-ecc7-44c3-9c64-3623cf89ed41"/>
-    <ds:schemaRef ds:uri="http://schemas.microsoft.com/sharepoint/v3"/>
-    <ds:schemaRef ds:uri="1f707338-ea0f-4fe5-baee-59b996692b22"/>
-  </ds:schemaRefs>
-</ds:datastoreItem>
-</file>
-
-<file path=customXml/itemProps4.xml><?xml version="1.0" encoding="utf-8"?>
 <ds:datastoreItem xmlns:ds="http://schemas.openxmlformats.org/officeDocument/2006/customXml" ds:itemID="{0722D722-6F12-47E8-9EB8-ADBEE4EEBCA5}">
   <ds:schemaRefs>
     <ds:schemaRef ds:uri="http://schemas.microsoft.com/office/2006/metadata/contentType"/>
@@ -15299,10 +15287,22 @@
 </ds:datastoreItem>
 </file>
 
+<file path=customXml/itemProps4.xml><?xml version="1.0" encoding="utf-8"?>
+<ds:datastoreItem xmlns:ds="http://schemas.openxmlformats.org/officeDocument/2006/customXml" ds:itemID="{7B76BB36-F358-48EF-9DF6-96574C9F5348}">
+  <ds:schemaRefs>
+    <ds:schemaRef ds:uri="http://schemas.microsoft.com/office/2006/metadata/properties"/>
+    <ds:schemaRef ds:uri="http://schemas.microsoft.com/office/infopath/2007/PartnerControls"/>
+    <ds:schemaRef ds:uri="0feec74c-ecc7-44c3-9c64-3623cf89ed41"/>
+    <ds:schemaRef ds:uri="http://schemas.microsoft.com/sharepoint/v3"/>
+    <ds:schemaRef ds:uri="1f707338-ea0f-4fe5-baee-59b996692b22"/>
+  </ds:schemaRefs>
+</ds:datastoreItem>
+</file>
+
 <file path=customXml/itemProps5.xml><?xml version="1.0" encoding="utf-8"?>
-<ds:datastoreItem xmlns:ds="http://schemas.openxmlformats.org/officeDocument/2006/customXml" ds:itemID="{6BAC7EDA-394B-4C61-BBBF-6014B45B8D95}">
+<ds:datastoreItem xmlns:ds="http://schemas.openxmlformats.org/officeDocument/2006/customXml" ds:itemID="{296EF0BF-92A7-4A23-8373-0834B2568B51}">
   <ds:schemaRefs>
-    <ds:schemaRef ds:uri="http://schemas.microsoft.com/sharepoint/v3/contenttype/forms"/>
+    <ds:schemaRef ds:uri="http://schemas.openxmlformats.org/officeDocument/2006/bibliography"/>
   </ds:schemaRefs>
 </ds:datastoreItem>
 </file>

--- a/CRM Requirements.docx
+++ b/CRM Requirements.docx
@@ -14734,6 +14734,52 @@
 </file>
 
 <file path=customXml/item3.xml><?xml version="1.0" encoding="utf-8"?>
+<b:Sources xmlns:b="http://schemas.openxmlformats.org/officeDocument/2006/bibliography" xmlns="http://schemas.openxmlformats.org/officeDocument/2006/bibliography" SelectedStyle="\APASixthEditionOfficeOnline.xsl" StyleName="APA" Version="6"/>
+</file>
+
+<file path=customXml/item4.xml><?xml version="1.0" encoding="utf-8"?>
+<p:properties xmlns:p="http://schemas.microsoft.com/office/2006/metadata/properties" xmlns:xsi="http://www.w3.org/2001/XMLSchema-instance" xmlns:pc="http://schemas.microsoft.com/office/infopath/2007/PartnerControls">
+  <documentManagement>
+    <Vendor xmlns="0feec74c-ecc7-44c3-9c64-3623cf89ed41">N/A</Vendor>
+    <_ip_UnifiedCompliancePolicyUIAction xmlns="http://schemas.microsoft.com/sharepoint/v3" xsi:nil="true"/>
+    <Launch_x0020_Date xmlns="0feec74c-ecc7-44c3-9c64-3623cf89ed41" xsi:nil="true"/>
+    <Discipline xmlns="0feec74c-ecc7-44c3-9c64-3623cf89ed41" xsi:nil="true"/>
+    <Course_x0020_code xmlns="0feec74c-ecc7-44c3-9c64-3623cf89ed41" xsi:nil="true"/>
+    <Performance_x0020_Steps_x0020_Completed xmlns="0feec74c-ecc7-44c3-9c64-3623cf89ed41">
+      <Value>N/A</Value>
+    </Performance_x0020_Steps_x0020_Completed>
+    <Course_x0020_short_x0020_name xmlns="0feec74c-ecc7-44c3-9c64-3623cf89ed41" xsi:nil="true"/>
+    <_ip_UnifiedCompliancePolicyProperties xmlns="http://schemas.microsoft.com/sharepoint/v3" xsi:nil="true"/>
+    <AssessmentCode xmlns="0feec74c-ecc7-44c3-9c64-3623cf89ed41" xsi:nil="true"/>
+    <Course_x0020_number xmlns="0feec74c-ecc7-44c3-9c64-3623cf89ed41" xsi:nil="true"/>
+    <Course_x0020_title xmlns="0feec74c-ecc7-44c3-9c64-3623cf89ed41" xsi:nil="true"/>
+    <d5fh xmlns="0feec74c-ecc7-44c3-9c64-3623cf89ed41" xsi:nil="true"/>
+    <Step_x0020_Completed xmlns="0feec74c-ecc7-44c3-9c64-3623cf89ed41">
+      <Value>N/A</Value>
+    </Step_x0020_Completed>
+    <Assessment_x0020_Type xmlns="0feec74c-ecc7-44c3-9c64-3623cf89ed41">
+      <Value>Objective</Value>
+    </Assessment_x0020_Type>
+    <Publication_x0020_Date xmlns="0feec74c-ecc7-44c3-9c64-3623cf89ed41" xsi:nil="true"/>
+    <SME xmlns="0feec74c-ecc7-44c3-9c64-3623cf89ed41" xsi:nil="true"/>
+    <Editor0 xmlns="0feec74c-ecc7-44c3-9c64-3623cf89ed41">
+      <UserInfo>
+        <DisplayName/>
+        <AccountId xsi:nil="true"/>
+        <AccountType/>
+      </UserInfo>
+    </Editor0>
+    <Doc_x0020_Type xmlns="0feec74c-ecc7-44c3-9c64-3623cf89ed41" xsi:nil="true"/>
+    <qrac xmlns="0feec74c-ecc7-44c3-9c64-3623cf89ed41" xsi:nil="true"/>
+    <lcf76f155ced4ddcb4097134ff3c332f xmlns="0feec74c-ecc7-44c3-9c64-3623cf89ed41">
+      <Terms xmlns="http://schemas.microsoft.com/office/infopath/2007/PartnerControls"/>
+    </lcf76f155ced4ddcb4097134ff3c332f>
+    <TaxCatchAll xmlns="1f707338-ea0f-4fe5-baee-59b996692b22" xsi:nil="true"/>
+  </documentManagement>
+</p:properties>
+</file>
+
+<file path=customXml/item5.xml><?xml version="1.0" encoding="utf-8"?>
 <ct:contentTypeSchema xmlns:ct="http://schemas.microsoft.com/office/2006/metadata/contentType" xmlns:ma="http://schemas.microsoft.com/office/2006/metadata/properties/metaAttributes" ct:_="" ma:_="" ma:contentTypeName="Document" ma:contentTypeID="0x010100C39F2A75005F2D43B30369DAED2CCB1C" ma:contentTypeVersion="45" ma:contentTypeDescription="Create a new document." ma:contentTypeScope="" ma:versionID="1b9fdb374581140854a9d0518901e886">
   <xsd:schema xmlns:xsd="http://www.w3.org/2001/XMLSchema" xmlns:xs="http://www.w3.org/2001/XMLSchema" xmlns:p="http://schemas.microsoft.com/office/2006/metadata/properties" xmlns:ns1="http://schemas.microsoft.com/sharepoint/v3" xmlns:ns2="0feec74c-ecc7-44c3-9c64-3623cf89ed41" xmlns:ns3="1f707338-ea0f-4fe5-baee-59b996692b22" targetNamespace="http://schemas.microsoft.com/office/2006/metadata/properties" ma:root="true" ma:fieldsID="d4e90b57406cfd253bd268c9429fcd51" ns1:_="" ns2:_="" ns3:_="">
     <xsd:import namespace="http://schemas.microsoft.com/sharepoint/v3"/>
@@ -15205,52 +15251,6 @@
 </ct:contentTypeSchema>
 </file>
 
-<file path=customXml/item4.xml><?xml version="1.0" encoding="utf-8"?>
-<p:properties xmlns:p="http://schemas.microsoft.com/office/2006/metadata/properties" xmlns:xsi="http://www.w3.org/2001/XMLSchema-instance" xmlns:pc="http://schemas.microsoft.com/office/infopath/2007/PartnerControls">
-  <documentManagement>
-    <Vendor xmlns="0feec74c-ecc7-44c3-9c64-3623cf89ed41">N/A</Vendor>
-    <_ip_UnifiedCompliancePolicyUIAction xmlns="http://schemas.microsoft.com/sharepoint/v3" xsi:nil="true"/>
-    <Launch_x0020_Date xmlns="0feec74c-ecc7-44c3-9c64-3623cf89ed41" xsi:nil="true"/>
-    <Discipline xmlns="0feec74c-ecc7-44c3-9c64-3623cf89ed41" xsi:nil="true"/>
-    <Course_x0020_code xmlns="0feec74c-ecc7-44c3-9c64-3623cf89ed41" xsi:nil="true"/>
-    <Performance_x0020_Steps_x0020_Completed xmlns="0feec74c-ecc7-44c3-9c64-3623cf89ed41">
-      <Value>N/A</Value>
-    </Performance_x0020_Steps_x0020_Completed>
-    <Course_x0020_short_x0020_name xmlns="0feec74c-ecc7-44c3-9c64-3623cf89ed41" xsi:nil="true"/>
-    <_ip_UnifiedCompliancePolicyProperties xmlns="http://schemas.microsoft.com/sharepoint/v3" xsi:nil="true"/>
-    <AssessmentCode xmlns="0feec74c-ecc7-44c3-9c64-3623cf89ed41" xsi:nil="true"/>
-    <Course_x0020_number xmlns="0feec74c-ecc7-44c3-9c64-3623cf89ed41" xsi:nil="true"/>
-    <Course_x0020_title xmlns="0feec74c-ecc7-44c3-9c64-3623cf89ed41" xsi:nil="true"/>
-    <d5fh xmlns="0feec74c-ecc7-44c3-9c64-3623cf89ed41" xsi:nil="true"/>
-    <Step_x0020_Completed xmlns="0feec74c-ecc7-44c3-9c64-3623cf89ed41">
-      <Value>N/A</Value>
-    </Step_x0020_Completed>
-    <Assessment_x0020_Type xmlns="0feec74c-ecc7-44c3-9c64-3623cf89ed41">
-      <Value>Objective</Value>
-    </Assessment_x0020_Type>
-    <Publication_x0020_Date xmlns="0feec74c-ecc7-44c3-9c64-3623cf89ed41" xsi:nil="true"/>
-    <SME xmlns="0feec74c-ecc7-44c3-9c64-3623cf89ed41" xsi:nil="true"/>
-    <Editor0 xmlns="0feec74c-ecc7-44c3-9c64-3623cf89ed41">
-      <UserInfo>
-        <DisplayName/>
-        <AccountId xsi:nil="true"/>
-        <AccountType/>
-      </UserInfo>
-    </Editor0>
-    <Doc_x0020_Type xmlns="0feec74c-ecc7-44c3-9c64-3623cf89ed41" xsi:nil="true"/>
-    <qrac xmlns="0feec74c-ecc7-44c3-9c64-3623cf89ed41" xsi:nil="true"/>
-    <lcf76f155ced4ddcb4097134ff3c332f xmlns="0feec74c-ecc7-44c3-9c64-3623cf89ed41">
-      <Terms xmlns="http://schemas.microsoft.com/office/infopath/2007/PartnerControls"/>
-    </lcf76f155ced4ddcb4097134ff3c332f>
-    <TaxCatchAll xmlns="1f707338-ea0f-4fe5-baee-59b996692b22" xsi:nil="true"/>
-  </documentManagement>
-</p:properties>
-</file>
-
-<file path=customXml/item5.xml><?xml version="1.0" encoding="utf-8"?>
-<b:Sources xmlns:b="http://schemas.openxmlformats.org/officeDocument/2006/bibliography" xmlns="http://schemas.openxmlformats.org/officeDocument/2006/bibliography" SelectedStyle="\APASixthEditionOfficeOnline.xsl" StyleName="APA" Version="6"/>
-</file>
-
 <file path=customXml/itemProps1.xml><?xml version="1.0" encoding="utf-8"?>
 <ds:datastoreItem xmlns:ds="http://schemas.openxmlformats.org/officeDocument/2006/customXml" ds:itemID="{55AF091B-3C7A-41E3-B477-F2FDAA23CFDA}">
   <ds:schemaRefs>
@@ -15268,6 +15268,26 @@
 </file>
 
 <file path=customXml/itemProps3.xml><?xml version="1.0" encoding="utf-8"?>
+<ds:datastoreItem xmlns:ds="http://schemas.openxmlformats.org/officeDocument/2006/customXml" ds:itemID="{296EF0BF-92A7-4A23-8373-0834B2568B51}">
+  <ds:schemaRefs>
+    <ds:schemaRef ds:uri="http://schemas.openxmlformats.org/officeDocument/2006/bibliography"/>
+  </ds:schemaRefs>
+</ds:datastoreItem>
+</file>
+
+<file path=customXml/itemProps4.xml><?xml version="1.0" encoding="utf-8"?>
+<ds:datastoreItem xmlns:ds="http://schemas.openxmlformats.org/officeDocument/2006/customXml" ds:itemID="{7B76BB36-F358-48EF-9DF6-96574C9F5348}">
+  <ds:schemaRefs>
+    <ds:schemaRef ds:uri="http://schemas.microsoft.com/office/2006/metadata/properties"/>
+    <ds:schemaRef ds:uri="http://schemas.microsoft.com/office/infopath/2007/PartnerControls"/>
+    <ds:schemaRef ds:uri="0feec74c-ecc7-44c3-9c64-3623cf89ed41"/>
+    <ds:schemaRef ds:uri="http://schemas.microsoft.com/sharepoint/v3"/>
+    <ds:schemaRef ds:uri="1f707338-ea0f-4fe5-baee-59b996692b22"/>
+  </ds:schemaRefs>
+</ds:datastoreItem>
+</file>
+
+<file path=customXml/itemProps5.xml><?xml version="1.0" encoding="utf-8"?>
 <ds:datastoreItem xmlns:ds="http://schemas.openxmlformats.org/officeDocument/2006/customXml" ds:itemID="{0722D722-6F12-47E8-9EB8-ADBEE4EEBCA5}">
   <ds:schemaRefs>
     <ds:schemaRef ds:uri="http://schemas.microsoft.com/office/2006/metadata/contentType"/>
@@ -15287,26 +15307,6 @@
 </ds:datastoreItem>
 </file>
 
-<file path=customXml/itemProps4.xml><?xml version="1.0" encoding="utf-8"?>
-<ds:datastoreItem xmlns:ds="http://schemas.openxmlformats.org/officeDocument/2006/customXml" ds:itemID="{7B76BB36-F358-48EF-9DF6-96574C9F5348}">
-  <ds:schemaRefs>
-    <ds:schemaRef ds:uri="http://schemas.microsoft.com/office/2006/metadata/properties"/>
-    <ds:schemaRef ds:uri="http://schemas.microsoft.com/office/infopath/2007/PartnerControls"/>
-    <ds:schemaRef ds:uri="0feec74c-ecc7-44c3-9c64-3623cf89ed41"/>
-    <ds:schemaRef ds:uri="http://schemas.microsoft.com/sharepoint/v3"/>
-    <ds:schemaRef ds:uri="1f707338-ea0f-4fe5-baee-59b996692b22"/>
-  </ds:schemaRefs>
-</ds:datastoreItem>
-</file>
-
-<file path=customXml/itemProps5.xml><?xml version="1.0" encoding="utf-8"?>
-<ds:datastoreItem xmlns:ds="http://schemas.openxmlformats.org/officeDocument/2006/customXml" ds:itemID="{296EF0BF-92A7-4A23-8373-0834B2568B51}">
-  <ds:schemaRefs>
-    <ds:schemaRef ds:uri="http://schemas.openxmlformats.org/officeDocument/2006/bibliography"/>
-  </ds:schemaRefs>
-</ds:datastoreItem>
-</file>
-
 <file path=docMetadata/LabelInfo.xml><?xml version="1.0" encoding="utf-8"?>
 <clbl:labelList xmlns:clbl="http://schemas.microsoft.com/office/2020/mipLabelMetadata">
   <clbl:label id="{9d258917-277f-42cd-a3cd-14c4e9ee58bc}" enabled="1" method="Standard" siteId="{38ae3bcd-9579-4fd4-adda-b42e1495d55a}" contentBits="0" removed="0"/>

--- a/CRM Requirements.docx
+++ b/CRM Requirements.docx
@@ -14734,52 +14734,6 @@
 </file>
 
 <file path=customXml/item3.xml><?xml version="1.0" encoding="utf-8"?>
-<b:Sources xmlns:b="http://schemas.openxmlformats.org/officeDocument/2006/bibliography" xmlns="http://schemas.openxmlformats.org/officeDocument/2006/bibliography" SelectedStyle="\APASixthEditionOfficeOnline.xsl" StyleName="APA" Version="6"/>
-</file>
-
-<file path=customXml/item4.xml><?xml version="1.0" encoding="utf-8"?>
-<p:properties xmlns:p="http://schemas.microsoft.com/office/2006/metadata/properties" xmlns:xsi="http://www.w3.org/2001/XMLSchema-instance" xmlns:pc="http://schemas.microsoft.com/office/infopath/2007/PartnerControls">
-  <documentManagement>
-    <Vendor xmlns="0feec74c-ecc7-44c3-9c64-3623cf89ed41">N/A</Vendor>
-    <_ip_UnifiedCompliancePolicyUIAction xmlns="http://schemas.microsoft.com/sharepoint/v3" xsi:nil="true"/>
-    <Launch_x0020_Date xmlns="0feec74c-ecc7-44c3-9c64-3623cf89ed41" xsi:nil="true"/>
-    <Discipline xmlns="0feec74c-ecc7-44c3-9c64-3623cf89ed41" xsi:nil="true"/>
-    <Course_x0020_code xmlns="0feec74c-ecc7-44c3-9c64-3623cf89ed41" xsi:nil="true"/>
-    <Performance_x0020_Steps_x0020_Completed xmlns="0feec74c-ecc7-44c3-9c64-3623cf89ed41">
-      <Value>N/A</Value>
-    </Performance_x0020_Steps_x0020_Completed>
-    <Course_x0020_short_x0020_name xmlns="0feec74c-ecc7-44c3-9c64-3623cf89ed41" xsi:nil="true"/>
-    <_ip_UnifiedCompliancePolicyProperties xmlns="http://schemas.microsoft.com/sharepoint/v3" xsi:nil="true"/>
-    <AssessmentCode xmlns="0feec74c-ecc7-44c3-9c64-3623cf89ed41" xsi:nil="true"/>
-    <Course_x0020_number xmlns="0feec74c-ecc7-44c3-9c64-3623cf89ed41" xsi:nil="true"/>
-    <Course_x0020_title xmlns="0feec74c-ecc7-44c3-9c64-3623cf89ed41" xsi:nil="true"/>
-    <d5fh xmlns="0feec74c-ecc7-44c3-9c64-3623cf89ed41" xsi:nil="true"/>
-    <Step_x0020_Completed xmlns="0feec74c-ecc7-44c3-9c64-3623cf89ed41">
-      <Value>N/A</Value>
-    </Step_x0020_Completed>
-    <Assessment_x0020_Type xmlns="0feec74c-ecc7-44c3-9c64-3623cf89ed41">
-      <Value>Objective</Value>
-    </Assessment_x0020_Type>
-    <Publication_x0020_Date xmlns="0feec74c-ecc7-44c3-9c64-3623cf89ed41" xsi:nil="true"/>
-    <SME xmlns="0feec74c-ecc7-44c3-9c64-3623cf89ed41" xsi:nil="true"/>
-    <Editor0 xmlns="0feec74c-ecc7-44c3-9c64-3623cf89ed41">
-      <UserInfo>
-        <DisplayName/>
-        <AccountId xsi:nil="true"/>
-        <AccountType/>
-      </UserInfo>
-    </Editor0>
-    <Doc_x0020_Type xmlns="0feec74c-ecc7-44c3-9c64-3623cf89ed41" xsi:nil="true"/>
-    <qrac xmlns="0feec74c-ecc7-44c3-9c64-3623cf89ed41" xsi:nil="true"/>
-    <lcf76f155ced4ddcb4097134ff3c332f xmlns="0feec74c-ecc7-44c3-9c64-3623cf89ed41">
-      <Terms xmlns="http://schemas.microsoft.com/office/infopath/2007/PartnerControls"/>
-    </lcf76f155ced4ddcb4097134ff3c332f>
-    <TaxCatchAll xmlns="1f707338-ea0f-4fe5-baee-59b996692b22" xsi:nil="true"/>
-  </documentManagement>
-</p:properties>
-</file>
-
-<file path=customXml/item5.xml><?xml version="1.0" encoding="utf-8"?>
 <ct:contentTypeSchema xmlns:ct="http://schemas.microsoft.com/office/2006/metadata/contentType" xmlns:ma="http://schemas.microsoft.com/office/2006/metadata/properties/metaAttributes" ct:_="" ma:_="" ma:contentTypeName="Document" ma:contentTypeID="0x010100C39F2A75005F2D43B30369DAED2CCB1C" ma:contentTypeVersion="45" ma:contentTypeDescription="Create a new document." ma:contentTypeScope="" ma:versionID="1b9fdb374581140854a9d0518901e886">
   <xsd:schema xmlns:xsd="http://www.w3.org/2001/XMLSchema" xmlns:xs="http://www.w3.org/2001/XMLSchema" xmlns:p="http://schemas.microsoft.com/office/2006/metadata/properties" xmlns:ns1="http://schemas.microsoft.com/sharepoint/v3" xmlns:ns2="0feec74c-ecc7-44c3-9c64-3623cf89ed41" xmlns:ns3="1f707338-ea0f-4fe5-baee-59b996692b22" targetNamespace="http://schemas.microsoft.com/office/2006/metadata/properties" ma:root="true" ma:fieldsID="d4e90b57406cfd253bd268c9429fcd51" ns1:_="" ns2:_="" ns3:_="">
     <xsd:import namespace="http://schemas.microsoft.com/sharepoint/v3"/>
@@ -15251,6 +15205,52 @@
 </ct:contentTypeSchema>
 </file>
 
+<file path=customXml/item4.xml><?xml version="1.0" encoding="utf-8"?>
+<p:properties xmlns:p="http://schemas.microsoft.com/office/2006/metadata/properties" xmlns:xsi="http://www.w3.org/2001/XMLSchema-instance" xmlns:pc="http://schemas.microsoft.com/office/infopath/2007/PartnerControls">
+  <documentManagement>
+    <Vendor xmlns="0feec74c-ecc7-44c3-9c64-3623cf89ed41">N/A</Vendor>
+    <_ip_UnifiedCompliancePolicyUIAction xmlns="http://schemas.microsoft.com/sharepoint/v3" xsi:nil="true"/>
+    <Launch_x0020_Date xmlns="0feec74c-ecc7-44c3-9c64-3623cf89ed41" xsi:nil="true"/>
+    <Discipline xmlns="0feec74c-ecc7-44c3-9c64-3623cf89ed41" xsi:nil="true"/>
+    <Course_x0020_code xmlns="0feec74c-ecc7-44c3-9c64-3623cf89ed41" xsi:nil="true"/>
+    <Performance_x0020_Steps_x0020_Completed xmlns="0feec74c-ecc7-44c3-9c64-3623cf89ed41">
+      <Value>N/A</Value>
+    </Performance_x0020_Steps_x0020_Completed>
+    <Course_x0020_short_x0020_name xmlns="0feec74c-ecc7-44c3-9c64-3623cf89ed41" xsi:nil="true"/>
+    <_ip_UnifiedCompliancePolicyProperties xmlns="http://schemas.microsoft.com/sharepoint/v3" xsi:nil="true"/>
+    <AssessmentCode xmlns="0feec74c-ecc7-44c3-9c64-3623cf89ed41" xsi:nil="true"/>
+    <Course_x0020_number xmlns="0feec74c-ecc7-44c3-9c64-3623cf89ed41" xsi:nil="true"/>
+    <Course_x0020_title xmlns="0feec74c-ecc7-44c3-9c64-3623cf89ed41" xsi:nil="true"/>
+    <d5fh xmlns="0feec74c-ecc7-44c3-9c64-3623cf89ed41" xsi:nil="true"/>
+    <Step_x0020_Completed xmlns="0feec74c-ecc7-44c3-9c64-3623cf89ed41">
+      <Value>N/A</Value>
+    </Step_x0020_Completed>
+    <Assessment_x0020_Type xmlns="0feec74c-ecc7-44c3-9c64-3623cf89ed41">
+      <Value>Objective</Value>
+    </Assessment_x0020_Type>
+    <Publication_x0020_Date xmlns="0feec74c-ecc7-44c3-9c64-3623cf89ed41" xsi:nil="true"/>
+    <SME xmlns="0feec74c-ecc7-44c3-9c64-3623cf89ed41" xsi:nil="true"/>
+    <Editor0 xmlns="0feec74c-ecc7-44c3-9c64-3623cf89ed41">
+      <UserInfo>
+        <DisplayName/>
+        <AccountId xsi:nil="true"/>
+        <AccountType/>
+      </UserInfo>
+    </Editor0>
+    <Doc_x0020_Type xmlns="0feec74c-ecc7-44c3-9c64-3623cf89ed41" xsi:nil="true"/>
+    <qrac xmlns="0feec74c-ecc7-44c3-9c64-3623cf89ed41" xsi:nil="true"/>
+    <lcf76f155ced4ddcb4097134ff3c332f xmlns="0feec74c-ecc7-44c3-9c64-3623cf89ed41">
+      <Terms xmlns="http://schemas.microsoft.com/office/infopath/2007/PartnerControls"/>
+    </lcf76f155ced4ddcb4097134ff3c332f>
+    <TaxCatchAll xmlns="1f707338-ea0f-4fe5-baee-59b996692b22" xsi:nil="true"/>
+  </documentManagement>
+</p:properties>
+</file>
+
+<file path=customXml/item5.xml><?xml version="1.0" encoding="utf-8"?>
+<b:Sources xmlns:b="http://schemas.openxmlformats.org/officeDocument/2006/bibliography" xmlns="http://schemas.openxmlformats.org/officeDocument/2006/bibliography" SelectedStyle="\APASixthEditionOfficeOnline.xsl" StyleName="APA" Version="6"/>
+</file>
+
 <file path=customXml/itemProps1.xml><?xml version="1.0" encoding="utf-8"?>
 <ds:datastoreItem xmlns:ds="http://schemas.openxmlformats.org/officeDocument/2006/customXml" ds:itemID="{55AF091B-3C7A-41E3-B477-F2FDAA23CFDA}">
   <ds:schemaRefs>
@@ -15268,26 +15268,6 @@
 </file>
 
 <file path=customXml/itemProps3.xml><?xml version="1.0" encoding="utf-8"?>
-<ds:datastoreItem xmlns:ds="http://schemas.openxmlformats.org/officeDocument/2006/customXml" ds:itemID="{296EF0BF-92A7-4A23-8373-0834B2568B51}">
-  <ds:schemaRefs>
-    <ds:schemaRef ds:uri="http://schemas.openxmlformats.org/officeDocument/2006/bibliography"/>
-  </ds:schemaRefs>
-</ds:datastoreItem>
-</file>
-
-<file path=customXml/itemProps4.xml><?xml version="1.0" encoding="utf-8"?>
-<ds:datastoreItem xmlns:ds="http://schemas.openxmlformats.org/officeDocument/2006/customXml" ds:itemID="{7B76BB36-F358-48EF-9DF6-96574C9F5348}">
-  <ds:schemaRefs>
-    <ds:schemaRef ds:uri="http://schemas.microsoft.com/office/2006/metadata/properties"/>
-    <ds:schemaRef ds:uri="http://schemas.microsoft.com/office/infopath/2007/PartnerControls"/>
-    <ds:schemaRef ds:uri="0feec74c-ecc7-44c3-9c64-3623cf89ed41"/>
-    <ds:schemaRef ds:uri="http://schemas.microsoft.com/sharepoint/v3"/>
-    <ds:schemaRef ds:uri="1f707338-ea0f-4fe5-baee-59b996692b22"/>
-  </ds:schemaRefs>
-</ds:datastoreItem>
-</file>
-
-<file path=customXml/itemProps5.xml><?xml version="1.0" encoding="utf-8"?>
 <ds:datastoreItem xmlns:ds="http://schemas.openxmlformats.org/officeDocument/2006/customXml" ds:itemID="{0722D722-6F12-47E8-9EB8-ADBEE4EEBCA5}">
   <ds:schemaRefs>
     <ds:schemaRef ds:uri="http://schemas.microsoft.com/office/2006/metadata/contentType"/>
@@ -15307,6 +15287,26 @@
 </ds:datastoreItem>
 </file>
 
+<file path=customXml/itemProps4.xml><?xml version="1.0" encoding="utf-8"?>
+<ds:datastoreItem xmlns:ds="http://schemas.openxmlformats.org/officeDocument/2006/customXml" ds:itemID="{7B76BB36-F358-48EF-9DF6-96574C9F5348}">
+  <ds:schemaRefs>
+    <ds:schemaRef ds:uri="http://schemas.microsoft.com/office/2006/metadata/properties"/>
+    <ds:schemaRef ds:uri="http://schemas.microsoft.com/office/infopath/2007/PartnerControls"/>
+    <ds:schemaRef ds:uri="0feec74c-ecc7-44c3-9c64-3623cf89ed41"/>
+    <ds:schemaRef ds:uri="http://schemas.microsoft.com/sharepoint/v3"/>
+    <ds:schemaRef ds:uri="1f707338-ea0f-4fe5-baee-59b996692b22"/>
+  </ds:schemaRefs>
+</ds:datastoreItem>
+</file>
+
+<file path=customXml/itemProps5.xml><?xml version="1.0" encoding="utf-8"?>
+<ds:datastoreItem xmlns:ds="http://schemas.openxmlformats.org/officeDocument/2006/customXml" ds:itemID="{296EF0BF-92A7-4A23-8373-0834B2568B51}">
+  <ds:schemaRefs>
+    <ds:schemaRef ds:uri="http://schemas.openxmlformats.org/officeDocument/2006/bibliography"/>
+  </ds:schemaRefs>
+</ds:datastoreItem>
+</file>
+
 <file path=docMetadata/LabelInfo.xml><?xml version="1.0" encoding="utf-8"?>
 <clbl:labelList xmlns:clbl="http://schemas.microsoft.com/office/2020/mipLabelMetadata">
   <clbl:label id="{9d258917-277f-42cd-a3cd-14c4e9ee58bc}" enabled="1" method="Standard" siteId="{38ae3bcd-9579-4fd4-adda-b42e1495d55a}" contentBits="0" removed="0"/>
